--- a/05-Mayo-Junio/Entregables/2026-06/04-Reporte_Preparacion_Datos_IA_2026-06.docx
+++ b/05-Mayo-Junio/Entregables/2026-06/04-Reporte_Preparacion_Datos_IA_2026-06.docx
@@ -1246,9 +1246,9 @@
 <file path=word/numbering.xml><?xml version="1.0" encoding="utf-8"?>
 <w:numbering xmlns:wpc="http://schemas.microsoft.com/office/word/2010/wordprocessingCanvas" xmlns:cx="http://schemas.microsoft.com/office/drawing/2014/chartex" xmlns:cx1="http://schemas.microsoft.com/office/drawing/2015/9/8/chartex" xmlns:cx2="http://schemas.microsoft.com/office/drawing/2015/10/21/chartex" xmlns:cx3="http://schemas.microsoft.com/office/drawing/2016/5/9/chartex" xmlns:cx4="http://schemas.microsoft.com/office/drawing/2016/5/10/chartex" xmlns:cx5="http://schemas.microsoft.com/office/drawing/2016/5/11/chartex" xmlns:cx6="http://schemas.microsoft.com/office/drawing/2016/5/12/chartex" xmlns:cx7="http://schemas.microsoft.com/office/drawing/2016/5/13/chartex" xmlns:cx8="http://schemas.microsoft.com/office/drawing/2016/5/14/chartex" xmlns:mc="http://schemas.openxmlformats.org/markup-compatibility/2006" xmlns:aink="http://schemas.microsoft.com/office/drawing/2016/ink" xmlns:am3d="http://schemas.microsoft.com/office/drawing/2017/model3d" xmlns:o="urn:schemas-microsoft-com:office:office" xmlns:oel="http://schemas.microsoft.com/office/2019/extlst" xmlns:r="http://schemas.openxmlformats.org/officeDocument/2006/relationships" xmlns:m="http://schemas.openxmlformats.org/officeDocument/2006/math" xmlns:v="urn:schemas-microsoft-com:vml" xmlns:wp14="http://schemas.microsoft.com/office/word/2010/wordprocessingDrawing" xmlns:wp="http://schemas.openxmlformats.org/drawingml/2006/wordprocessingDrawing" xmlns:w10="urn:schemas-microsoft-com:office:word" xmlns:w="http://schemas.openxmlformats.org/wordprocessingml/2006/main" xmlns:w14="http://schemas.microsoft.com/office/word/2010/wordml" xmlns:w15="http://schemas.microsoft.com/office/word/2012/wordml" xmlns:w16cex="http://schemas.microsoft.com/office/word/2018/wordml/cex" xmlns:w16cid="http://schemas.microsoft.com/office/word/2016/wordml/cid" xmlns:w16="http://schemas.microsoft.com/office/word/2018/wordml" xmlns:w16du="http://schemas.microsoft.com/office/word/2023/wordml/word16du" xmlns:w16sdtdh="http://schemas.microsoft.com/office/word/2020/wordml/sdtdatahash" xmlns:w16sdtfl="http://schemas.microsoft.com/office/word/2024/wordml/sdtformatlock" xmlns:w16se="http://schemas.microsoft.com/office/word/2015/wordml/symex" xmlns:wpg="http://schemas.microsoft.com/office/word/2010/wordprocessingGroup" xmlns:wpi="http://schemas.microsoft.com/office/word/2010/wordprocessingInk" xmlns:wne="http://schemas.microsoft.com/office/word/2006/wordml" xmlns:wps="http://schemas.microsoft.com/office/word/2010/wordprocessingShape" mc:Ignorable="w14 w15 w16se w16cid w16 w16cex w16sdtdh w16sdtfl w16du wp14">
   <w:abstractNum w:abstractNumId="0" w15:restartNumberingAfterBreak="0">
-    <w:nsid w:val="0A0B6D7D"/>
+    <w:nsid w:val="01956B69"/>
     <w:multiLevelType w:val="multilevel"/>
-    <w:tmpl w:val="22EADA7A"/>
+    <w:tmpl w:val="E45896A6"/>
     <w:lvl w:ilvl="0">
       <w:start w:val="1"/>
       <w:numFmt w:val="bullet"/>
@@ -1395,9 +1395,9 @@
     </w:lvl>
   </w:abstractNum>
   <w:abstractNum w:abstractNumId="1" w15:restartNumberingAfterBreak="0">
-    <w:nsid w:val="3272724E"/>
+    <w:nsid w:val="439E580D"/>
     <w:multiLevelType w:val="multilevel"/>
-    <w:tmpl w:val="D9ECB4A2"/>
+    <w:tmpl w:val="7548C926"/>
     <w:lvl w:ilvl="0">
       <w:start w:val="1"/>
       <w:numFmt w:val="bullet"/>
@@ -1544,9 +1544,9 @@
     </w:lvl>
   </w:abstractNum>
   <w:abstractNum w:abstractNumId="2" w15:restartNumberingAfterBreak="0">
-    <w:nsid w:val="416D4062"/>
+    <w:nsid w:val="54F45956"/>
     <w:multiLevelType w:val="multilevel"/>
-    <w:tmpl w:val="4E92B7BC"/>
+    <w:tmpl w:val="2C2E5EA6"/>
     <w:lvl w:ilvl="0">
       <w:start w:val="1"/>
       <w:numFmt w:val="bullet"/>
@@ -1693,9 +1693,9 @@
     </w:lvl>
   </w:abstractNum>
   <w:abstractNum w:abstractNumId="3" w15:restartNumberingAfterBreak="0">
-    <w:nsid w:val="54353976"/>
+    <w:nsid w:val="698F7167"/>
     <w:multiLevelType w:val="multilevel"/>
-    <w:tmpl w:val="6D70C09C"/>
+    <w:tmpl w:val="BD9201BC"/>
     <w:lvl w:ilvl="0">
       <w:start w:val="1"/>
       <w:numFmt w:val="bullet"/>
@@ -1841,17 +1841,17 @@
       </w:rPr>
     </w:lvl>
   </w:abstractNum>
-  <w:num w:numId="1" w16cid:durableId="1517310212">
+  <w:num w:numId="1" w16cid:durableId="998075525">
+    <w:abstractNumId w:val="2"/>
+  </w:num>
+  <w:num w:numId="2" w16cid:durableId="2098674879">
     <w:abstractNumId w:val="3"/>
   </w:num>
-  <w:num w:numId="2" w16cid:durableId="603657990">
-    <w:abstractNumId w:val="2"/>
+  <w:num w:numId="3" w16cid:durableId="402916415">
+    <w:abstractNumId w:val="1"/>
   </w:num>
-  <w:num w:numId="3" w16cid:durableId="2033410175">
+  <w:num w:numId="4" w16cid:durableId="2141679964">
     <w:abstractNumId w:val="0"/>
-  </w:num>
-  <w:num w:numId="4" w16cid:durableId="333340717">
-    <w:abstractNumId w:val="1"/>
   </w:num>
 </w:numbering>
 </file>
@@ -2343,7 +2343,7 @@
     <w:uiPriority w:val="9"/>
     <w:rPr>
       <w:rFonts w:asciiTheme="majorHAnsi" w:eastAsiaTheme="majorEastAsia" w:hAnsiTheme="majorHAnsi" w:cstheme="majorBidi"/>
-      <w:color w:val="2F5496" w:themeColor="accent1" w:themeShade="BF"/>
+      <w:color w:val="0F4761" w:themeColor="accent1" w:themeShade="BF"/>
       <w:sz w:val="40"/>
       <w:szCs w:val="40"/>
     </w:rPr>
@@ -2356,7 +2356,7 @@
     <w:semiHidden/>
     <w:rPr>
       <w:rFonts w:asciiTheme="majorHAnsi" w:eastAsiaTheme="majorEastAsia" w:hAnsiTheme="majorHAnsi" w:cstheme="majorBidi"/>
-      <w:color w:val="2F5496" w:themeColor="accent1" w:themeShade="BF"/>
+      <w:color w:val="0F4761" w:themeColor="accent1" w:themeShade="BF"/>
       <w:sz w:val="32"/>
       <w:szCs w:val="32"/>
     </w:rPr>
@@ -2369,7 +2369,7 @@
     <w:semiHidden/>
     <w:rPr>
       <w:rFonts w:asciiTheme="minorHAnsi" w:eastAsiaTheme="majorEastAsia" w:hAnsiTheme="minorHAnsi" w:cstheme="majorBidi"/>
-      <w:color w:val="2F5496" w:themeColor="accent1" w:themeShade="BF"/>
+      <w:color w:val="0F4761" w:themeColor="accent1" w:themeShade="BF"/>
       <w:sz w:val="28"/>
       <w:szCs w:val="28"/>
     </w:rPr>
@@ -2465,39 +2465,39 @@
         <a:sysClr val="window" lastClr="FFFFFF"/>
       </a:lt1>
       <a:dk2>
-        <a:srgbClr val="44546A"/>
+        <a:srgbClr val="0E2841"/>
       </a:dk2>
       <a:lt2>
-        <a:srgbClr val="E7E6E6"/>
+        <a:srgbClr val="E8E8E8"/>
       </a:lt2>
       <a:accent1>
-        <a:srgbClr val="4472C4"/>
+        <a:srgbClr val="156082"/>
       </a:accent1>
       <a:accent2>
-        <a:srgbClr val="ED7D31"/>
+        <a:srgbClr val="E97132"/>
       </a:accent2>
       <a:accent3>
-        <a:srgbClr val="A5A5A5"/>
+        <a:srgbClr val="196B24"/>
       </a:accent3>
       <a:accent4>
-        <a:srgbClr val="FFC000"/>
+        <a:srgbClr val="0F9ED5"/>
       </a:accent4>
       <a:accent5>
-        <a:srgbClr val="5B9BD5"/>
+        <a:srgbClr val="A02B93"/>
       </a:accent5>
       <a:accent6>
-        <a:srgbClr val="70AD47"/>
+        <a:srgbClr val="4EA72E"/>
       </a:accent6>
       <a:hlink>
-        <a:srgbClr val="0563C1"/>
+        <a:srgbClr val="467886"/>
       </a:hlink>
       <a:folHlink>
-        <a:srgbClr val="954F72"/>
+        <a:srgbClr val="96607D"/>
       </a:folHlink>
     </a:clrScheme>
     <a:fontScheme name="Office">
       <a:majorFont>
-        <a:latin typeface="Calibri Light" panose="020F0302020204030204"/>
+        <a:latin typeface="Aptos Display" panose="02110004020202020204"/>
         <a:ea typeface=""/>
         <a:cs typeface=""/>
         <a:font script="Jpan" typeface="游ゴシック Light"/>
@@ -2549,7 +2549,7 @@
         <a:font script="Tfng" typeface="Ebrima"/>
       </a:majorFont>
       <a:minorFont>
-        <a:latin typeface="Calibri" panose="020F0502020204030204"/>
+        <a:latin typeface="Aptos" panose="02110004020202020204"/>
         <a:ea typeface=""/>
         <a:cs typeface=""/>
         <a:font script="Jpan" typeface="游明朝"/>
@@ -2660,13 +2660,6 @@
         </a:gradFill>
       </a:fillStyleLst>
       <a:lnStyleLst>
-        <a:ln w="6350" cap="flat" cmpd="sng" algn="ctr">
-          <a:solidFill>
-            <a:schemeClr val="phClr"/>
-          </a:solidFill>
-          <a:prstDash val="solid"/>
-          <a:miter lim="800000"/>
-        </a:ln>
         <a:ln w="12700" cap="flat" cmpd="sng" algn="ctr">
           <a:solidFill>
             <a:schemeClr val="phClr"/>
@@ -2675,6 +2668,13 @@
           <a:miter lim="800000"/>
         </a:ln>
         <a:ln w="19050" cap="flat" cmpd="sng" algn="ctr">
+          <a:solidFill>
+            <a:schemeClr val="phClr"/>
+          </a:solidFill>
+          <a:prstDash val="solid"/>
+          <a:miter lim="800000"/>
+        </a:ln>
+        <a:ln w="25400" cap="flat" cmpd="sng" algn="ctr">
           <a:solidFill>
             <a:schemeClr val="phClr"/>
           </a:solidFill>
@@ -2739,11 +2739,31 @@
       </a:bgFillStyleLst>
     </a:fmtScheme>
   </a:themeElements>
-  <a:objectDefaults/>
+  <a:objectDefaults>
+    <a:lnDef>
+      <a:spPr/>
+      <a:bodyPr/>
+      <a:lstStyle/>
+      <a:style>
+        <a:lnRef idx="2">
+          <a:schemeClr val="accent1"/>
+        </a:lnRef>
+        <a:fillRef idx="0">
+          <a:schemeClr val="accent1"/>
+        </a:fillRef>
+        <a:effectRef idx="1">
+          <a:schemeClr val="accent1"/>
+        </a:effectRef>
+        <a:fontRef idx="minor">
+          <a:schemeClr val="tx1"/>
+        </a:fontRef>
+      </a:style>
+    </a:lnDef>
+  </a:objectDefaults>
   <a:extraClrSchemeLst/>
   <a:extLst>
     <a:ext uri="{05A4C25C-085E-4340-85A3-A5531E510DB2}">
-      <thm15:themeFamily xmlns:thm15="http://schemas.microsoft.com/office/thememl/2012/main" name="Office Theme" id="{62F939B6-93AF-4DB8-9C6B-D6C7DFDC589F}" vid="{4A3C46E8-61CC-4603-A589-7422A47A8E4A}"/>
+      <thm15:themeFamily xmlns:thm15="http://schemas.microsoft.com/office/thememl/2012/main" name="Office Theme" id="{2E142A2C-CD16-42D6-873A-C26D2A0506FA}" vid="{1BDDFF52-6CD6-40A5-AB3C-68EB2F1E4D0A}"/>
     </a:ext>
   </a:extLst>
 </a:theme>

--- a/05-Mayo-Junio/Entregables/2026-06/04-Reporte_Preparacion_Datos_IA_2026-06.docx
+++ b/05-Mayo-Junio/Entregables/2026-06/04-Reporte_Preparacion_Datos_IA_2026-06.docx
@@ -13,7 +13,7 @@
         <w:rPr>
           <w:rFonts w:ascii="Calibri" w:eastAsia="Times New Roman" w:hAnsi="Calibri" w:cs="Calibri"/>
         </w:rPr>
-        <w:t>Reporte Mensual de Preparación de Datos para Inteligencia Artificial</w:t>
+        <w:t>Reporte Mensual de Preparación de Datos para IA</w:t>
       </w:r>
     </w:p>
     <w:p>
@@ -111,7 +111,7 @@
           <w:sz w:val="22"/>
           <w:szCs w:val="22"/>
         </w:rPr>
-        <w:pict>
+        <w:pict w14:anchorId="4DB7A9E1">
           <v:rect id="_x0000_i1025" style="width:0;height:1.5pt" o:hralign="center" o:hrstd="t" o:hr="t" fillcolor="#a0a0a0" stroked="f"/>
         </w:pict>
       </w:r>
@@ -145,7 +145,7 @@
           <w:sz w:val="22"/>
           <w:szCs w:val="22"/>
         </w:rPr>
-        <w:t>Registrar el avance exclusivo de junio de 2026 en la preparación de datos para inteligencia artificial, priorizando consolidación de datasets piloto, calidad observada, trazabilidad, decisiones de gobernanza y conclusiones trimestrales.</w:t>
+        <w:t>Detallar el trabajo correspondiente a junio para la curación y preparación de datos estructurados, garantizando que cumplan con los lineamientos de gobernanza requeridos para la toma de decisiones gerenciales y la potencial explotación mediante algoritmos de inteligencia artificial.</w:t>
       </w:r>
     </w:p>
     <w:p>
@@ -159,7 +159,21 @@
         <w:rPr>
           <w:rFonts w:ascii="Calibri" w:eastAsia="Times New Roman" w:hAnsi="Calibri" w:cs="Calibri"/>
         </w:rPr>
-        <w:t>2. Criterio de Separación por Mes</w:t>
+        <w:t>2. Consolidación de Datos en MUSEMS (Cierre de Trimestre)</w:t>
+      </w:r>
+    </w:p>
+    <w:p>
+      <w:pPr>
+        <w:pStyle w:val="Ttulo3"/>
+        <w:rPr>
+          <w:rFonts w:ascii="Calibri" w:eastAsia="Times New Roman" w:hAnsi="Calibri" w:cs="Calibri"/>
+        </w:rPr>
+      </w:pPr>
+      <w:r>
+        <w:rPr>
+          <w:rFonts w:ascii="Calibri" w:eastAsia="Times New Roman" w:hAnsi="Calibri" w:cs="Calibri"/>
+        </w:rPr>
+        <w:t>2.1 Conformación de Vistas Analíticas</w:t>
       </w:r>
     </w:p>
     <w:p>
@@ -177,7 +191,53 @@
           <w:sz w:val="22"/>
           <w:szCs w:val="22"/>
         </w:rPr>
-        <w:t>Abril documentó la propuesta base y mayo concentró pilotos y validaciones iniciales. Junio debe concentrarse únicamente en:</w:t>
+        <w:t xml:space="preserve">Durante el mes, se oficializó el uso del esquema lógico en la base de datos Oracle 19c. Se implementaron vistas analíticas centrales de negocio (e.g., </w:t>
+      </w:r>
+      <w:r>
+        <w:rPr>
+          <w:rStyle w:val="CdigoHTML"/>
+        </w:rPr>
+        <w:t>VW_BI_MUSEMS_REINSCRIPCIONES</w:t>
+      </w:r>
+      <w:r>
+        <w:rPr>
+          <w:rFonts w:ascii="Calibri" w:hAnsi="Calibri" w:cs="Calibri"/>
+          <w:sz w:val="22"/>
+          <w:szCs w:val="22"/>
+        </w:rPr>
+        <w:t>) las cuales sirven como conducto seguro e indexado para nutrir el frontend, y que fungen como los datasets base estandarizados para el entrenamiento de futuros modelos IA o motores de inferencia.</w:t>
+      </w:r>
+    </w:p>
+    <w:p>
+      <w:pPr>
+        <w:pStyle w:val="Ttulo3"/>
+        <w:rPr>
+          <w:rFonts w:ascii="Calibri" w:eastAsia="Times New Roman" w:hAnsi="Calibri" w:cs="Calibri"/>
+        </w:rPr>
+      </w:pPr>
+      <w:r>
+        <w:rPr>
+          <w:rFonts w:ascii="Calibri" w:eastAsia="Times New Roman" w:hAnsi="Calibri" w:cs="Calibri"/>
+        </w:rPr>
+        <w:t>2.2 Curación y Calidad (Depuración PII)</w:t>
+      </w:r>
+    </w:p>
+    <w:p>
+      <w:pPr>
+        <w:pStyle w:val="NormalWeb"/>
+        <w:rPr>
+          <w:rFonts w:ascii="Calibri" w:hAnsi="Calibri" w:cs="Calibri"/>
+          <w:sz w:val="22"/>
+          <w:szCs w:val="22"/>
+        </w:rPr>
+      </w:pPr>
+      <w:r>
+        <w:rPr>
+          <w:rFonts w:ascii="Calibri" w:hAnsi="Calibri" w:cs="Calibri"/>
+          <w:sz w:val="22"/>
+          <w:szCs w:val="22"/>
+        </w:rPr>
+        <w:t>Se logró un hito trascendental de gobernanza en el manejo de Información de Identificación Personal (PII):</w:t>
       </w:r>
     </w:p>
     <w:p>
@@ -195,11 +255,20 @@
       </w:pPr>
       <w:r>
         <w:rPr>
-          <w:rFonts w:ascii="Calibri" w:eastAsia="Times New Roman" w:hAnsi="Calibri" w:cs="Calibri"/>
-          <w:sz w:val="22"/>
-          <w:szCs w:val="22"/>
-        </w:rPr>
-        <w:t>consolidación de datasets construidos o refinados durante el trimestre;</w:t>
+          <w:rStyle w:val="Fuerte"/>
+          <w:rFonts w:ascii="Calibri" w:eastAsia="Times New Roman" w:hAnsi="Calibri" w:cs="Calibri"/>
+          <w:sz w:val="22"/>
+          <w:szCs w:val="22"/>
+        </w:rPr>
+        <w:t>Enmascaramiento Base:</w:t>
+      </w:r>
+      <w:r>
+        <w:rPr>
+          <w:rFonts w:ascii="Calibri" w:eastAsia="Times New Roman" w:hAnsi="Calibri" w:cs="Calibri"/>
+          <w:sz w:val="22"/>
+          <w:szCs w:val="22"/>
+        </w:rPr>
+        <w:t xml:space="preserve"> La CURP y otra información crítica se extrae y transmite ofuscada hacia la capa de presentación.</w:t>
       </w:r>
     </w:p>
     <w:p>
@@ -217,69 +286,34 @@
       </w:pPr>
       <w:r>
         <w:rPr>
-          <w:rFonts w:ascii="Calibri" w:eastAsia="Times New Roman" w:hAnsi="Calibri" w:cs="Calibri"/>
-          <w:sz w:val="22"/>
-          <w:szCs w:val="22"/>
-        </w:rPr>
-        <w:t>calidad y trazabilidad confirmadas al cierre de junio;</w:t>
-      </w:r>
-    </w:p>
-    <w:p>
-      <w:pPr>
-        <w:numPr>
-          <w:ilvl w:val="0"/>
-          <w:numId w:val="1"/>
-        </w:numPr>
-        <w:spacing w:before="100" w:beforeAutospacing="1" w:after="100" w:afterAutospacing="1"/>
-        <w:rPr>
-          <w:rFonts w:ascii="Calibri" w:eastAsia="Times New Roman" w:hAnsi="Calibri" w:cs="Calibri"/>
-          <w:sz w:val="22"/>
-          <w:szCs w:val="22"/>
-        </w:rPr>
-      </w:pPr>
-      <w:r>
-        <w:rPr>
-          <w:rFonts w:ascii="Calibri" w:eastAsia="Times New Roman" w:hAnsi="Calibri" w:cs="Calibri"/>
-          <w:sz w:val="22"/>
-          <w:szCs w:val="22"/>
-        </w:rPr>
-        <w:t>decisiones finales de anonimización o linaje del trimestre;</w:t>
-      </w:r>
-    </w:p>
-    <w:p>
-      <w:pPr>
-        <w:numPr>
-          <w:ilvl w:val="0"/>
-          <w:numId w:val="1"/>
-        </w:numPr>
-        <w:spacing w:before="100" w:beforeAutospacing="1" w:after="100" w:afterAutospacing="1"/>
-        <w:rPr>
-          <w:rFonts w:ascii="Calibri" w:eastAsia="Times New Roman" w:hAnsi="Calibri" w:cs="Calibri"/>
-          <w:sz w:val="22"/>
-          <w:szCs w:val="22"/>
-        </w:rPr>
-      </w:pPr>
-      <w:r>
-        <w:rPr>
-          <w:rFonts w:ascii="Calibri" w:eastAsia="Times New Roman" w:hAnsi="Calibri" w:cs="Calibri"/>
-          <w:sz w:val="22"/>
-          <w:szCs w:val="22"/>
-        </w:rPr>
-        <w:t>casos de uso priorizados al cierre.</w:t>
-      </w:r>
-    </w:p>
-    <w:p>
-      <w:pPr>
-        <w:pStyle w:val="Ttulo2"/>
-        <w:rPr>
-          <w:rFonts w:ascii="Calibri" w:eastAsia="Times New Roman" w:hAnsi="Calibri" w:cs="Calibri"/>
-        </w:rPr>
-      </w:pPr>
-      <w:r>
-        <w:rPr>
-          <w:rFonts w:ascii="Calibri" w:eastAsia="Times New Roman" w:hAnsi="Calibri" w:cs="Calibri"/>
-        </w:rPr>
-        <w:t>3. Enfoque de Trabajo para Junio</w:t>
+          <w:rStyle w:val="Fuerte"/>
+          <w:rFonts w:ascii="Calibri" w:eastAsia="Times New Roman" w:hAnsi="Calibri" w:cs="Calibri"/>
+          <w:sz w:val="22"/>
+          <w:szCs w:val="22"/>
+        </w:rPr>
+        <w:t>Auditoría de Acceso:</w:t>
+      </w:r>
+      <w:r>
+        <w:rPr>
+          <w:rFonts w:ascii="Calibri" w:eastAsia="Times New Roman" w:hAnsi="Calibri" w:cs="Calibri"/>
+          <w:sz w:val="22"/>
+          <w:szCs w:val="22"/>
+        </w:rPr>
+        <w:t xml:space="preserve"> La acción de desenmascarar datos (función "Mostrar PII") está fuertemente regulada. Cada consulta transparente desencadena un evento inalterable de auditoría dentro de la base de datos (Bitácora de Eventos), permitiendo generar en un futuro métricas de riesgo y comportamiento analítico en el uso de los datos.</w:t>
+      </w:r>
+    </w:p>
+    <w:p>
+      <w:pPr>
+        <w:pStyle w:val="Ttulo3"/>
+        <w:rPr>
+          <w:rFonts w:ascii="Calibri" w:eastAsia="Times New Roman" w:hAnsi="Calibri" w:cs="Calibri"/>
+        </w:rPr>
+      </w:pPr>
+      <w:r>
+        <w:rPr>
+          <w:rFonts w:ascii="Calibri" w:eastAsia="Times New Roman" w:hAnsi="Calibri" w:cs="Calibri"/>
+        </w:rPr>
+        <w:t>2.3 Seguridad de la Información (Hardening Hash)</w:t>
       </w:r>
     </w:p>
     <w:p>
@@ -297,7 +331,8 @@
           <w:sz w:val="22"/>
           <w:szCs w:val="22"/>
         </w:rPr>
-        <w:t>Durante junio la prioridad debe ser consolidar los cortes controlados o pilotos de trabajo sobre:</w:t>
+        <w:lastRenderedPageBreak/>
+        <w:t>Se especificaron las reglas para asegurar de forma definitiva el flujo de llaves criptográficas:</w:t>
       </w:r>
     </w:p>
     <w:p>
@@ -319,73 +354,35 @@
           <w:sz w:val="22"/>
           <w:szCs w:val="22"/>
         </w:rPr>
-        <w:t>dataset por lote;</w:t>
-      </w:r>
-    </w:p>
-    <w:p>
-      <w:pPr>
-        <w:numPr>
-          <w:ilvl w:val="0"/>
-          <w:numId w:val="2"/>
-        </w:numPr>
-        <w:spacing w:before="100" w:beforeAutospacing="1" w:after="100" w:afterAutospacing="1"/>
-        <w:rPr>
-          <w:rFonts w:ascii="Calibri" w:eastAsia="Times New Roman" w:hAnsi="Calibri" w:cs="Calibri"/>
-          <w:sz w:val="22"/>
-          <w:szCs w:val="22"/>
-        </w:rPr>
-      </w:pPr>
-      <w:r>
-        <w:rPr>
-          <w:rFonts w:ascii="Calibri" w:eastAsia="Times New Roman" w:hAnsi="Calibri" w:cs="Calibri"/>
-          <w:sz w:val="22"/>
-          <w:szCs w:val="22"/>
-        </w:rPr>
-        <w:t>dataset por CURP procesada;</w:t>
-      </w:r>
-    </w:p>
-    <w:p>
-      <w:pPr>
-        <w:numPr>
-          <w:ilvl w:val="0"/>
-          <w:numId w:val="2"/>
-        </w:numPr>
-        <w:spacing w:before="100" w:beforeAutospacing="1" w:after="100" w:afterAutospacing="1"/>
-        <w:rPr>
-          <w:rFonts w:ascii="Calibri" w:eastAsia="Times New Roman" w:hAnsi="Calibri" w:cs="Calibri"/>
-          <w:sz w:val="22"/>
-          <w:szCs w:val="22"/>
-        </w:rPr>
-      </w:pPr>
-      <w:r>
-        <w:rPr>
-          <w:rFonts w:ascii="Calibri" w:eastAsia="Times New Roman" w:hAnsi="Calibri" w:cs="Calibri"/>
-          <w:sz w:val="22"/>
-          <w:szCs w:val="22"/>
-        </w:rPr>
-        <w:t>dataset de incidencias y trazas;</w:t>
-      </w:r>
-    </w:p>
-    <w:p>
-      <w:pPr>
-        <w:numPr>
-          <w:ilvl w:val="0"/>
-          <w:numId w:val="2"/>
-        </w:numPr>
-        <w:spacing w:before="100" w:beforeAutospacing="1" w:after="100" w:afterAutospacing="1"/>
-        <w:rPr>
-          <w:rFonts w:ascii="Calibri" w:eastAsia="Times New Roman" w:hAnsi="Calibri" w:cs="Calibri"/>
-          <w:sz w:val="22"/>
-          <w:szCs w:val="22"/>
-        </w:rPr>
-      </w:pPr>
-      <w:r>
-        <w:rPr>
-          <w:rFonts w:ascii="Calibri" w:eastAsia="Times New Roman" w:hAnsi="Calibri" w:cs="Calibri"/>
-          <w:sz w:val="22"/>
-          <w:szCs w:val="22"/>
-        </w:rPr>
-        <w:t>dataset de descargas o resultados.</w:t>
+        <w:t xml:space="preserve">Se instrumentó la viabilidad del uso nativo de </w:t>
+      </w:r>
+      <w:r>
+        <w:rPr>
+          <w:rStyle w:val="CdigoHTML"/>
+        </w:rPr>
+        <w:t>STANDARD_HASH</w:t>
+      </w:r>
+      <w:r>
+        <w:rPr>
+          <w:rFonts w:ascii="Calibri" w:eastAsia="Times New Roman" w:hAnsi="Calibri" w:cs="Calibri"/>
+          <w:sz w:val="22"/>
+          <w:szCs w:val="22"/>
+        </w:rPr>
+        <w:t xml:space="preserve"> de Oracle acoplado a un </w:t>
+      </w:r>
+      <w:r>
+        <w:rPr>
+          <w:rStyle w:val="CdigoHTML"/>
+        </w:rPr>
+        <w:t>MUSEMS_SALT_2026</w:t>
+      </w:r>
+      <w:r>
+        <w:rPr>
+          <w:rFonts w:ascii="Calibri" w:eastAsia="Times New Roman" w:hAnsi="Calibri" w:cs="Calibri"/>
+          <w:sz w:val="22"/>
+          <w:szCs w:val="22"/>
+        </w:rPr>
+        <w:t>, afianzando la trazabilidad segura y el anonimato necesario para preparar repositorios de datos masivos seguros (Datasets Anónimos) viables para Modelos de Aprendizaje.</w:t>
       </w:r>
     </w:p>
     <w:p>
@@ -399,635 +396,7 @@
         <w:rPr>
           <w:rFonts w:ascii="Calibri" w:eastAsia="Times New Roman" w:hAnsi="Calibri" w:cs="Calibri"/>
         </w:rPr>
-        <w:t>4. Evidencia Esperada para Junio</w:t>
-      </w:r>
-    </w:p>
-    <w:tbl>
-      <w:tblPr>
-        <w:tblW w:w="5000" w:type="pct"/>
-        <w:tblCellMar>
-          <w:top w:w="15" w:type="dxa"/>
-          <w:left w:w="15" w:type="dxa"/>
-          <w:bottom w:w="15" w:type="dxa"/>
-          <w:right w:w="15" w:type="dxa"/>
-        </w:tblCellMar>
-        <w:tblLook w:val="04A0" w:firstRow="1" w:lastRow="0" w:firstColumn="1" w:lastColumn="0" w:noHBand="0" w:noVBand="1"/>
-      </w:tblPr>
-      <w:tblGrid>
-        <w:gridCol w:w="2138"/>
-        <w:gridCol w:w="6684"/>
-      </w:tblGrid>
-      <w:tr>
-        <w:trPr>
-          <w:tblHeader/>
-        </w:trPr>
-        <w:tc>
-          <w:tcPr>
-            <w:tcW w:w="0" w:type="auto"/>
-            <w:tcBorders>
-              <w:top w:val="single" w:sz="6" w:space="0" w:color="666666"/>
-              <w:left w:val="single" w:sz="6" w:space="0" w:color="666666"/>
-              <w:bottom w:val="single" w:sz="6" w:space="0" w:color="666666"/>
-              <w:right w:val="single" w:sz="6" w:space="0" w:color="666666"/>
-            </w:tcBorders>
-            <w:tcMar>
-              <w:top w:w="90" w:type="dxa"/>
-              <w:left w:w="90" w:type="dxa"/>
-              <w:bottom w:w="90" w:type="dxa"/>
-              <w:right w:w="90" w:type="dxa"/>
-            </w:tcMar>
-            <w:hideMark/>
-          </w:tcPr>
-          <w:p>
-            <w:pPr>
-              <w:spacing w:before="180" w:after="180"/>
-              <w:rPr>
-                <w:rFonts w:ascii="Calibri" w:eastAsia="Times New Roman" w:hAnsi="Calibri" w:cs="Calibri"/>
-                <w:b/>
-                <w:bCs/>
-                <w:sz w:val="22"/>
-                <w:szCs w:val="22"/>
-              </w:rPr>
-            </w:pPr>
-            <w:r>
-              <w:rPr>
-                <w:rFonts w:ascii="Calibri" w:eastAsia="Times New Roman" w:hAnsi="Calibri" w:cs="Calibri"/>
-                <w:b/>
-                <w:bCs/>
-                <w:sz w:val="22"/>
-                <w:szCs w:val="22"/>
-              </w:rPr>
-              <w:lastRenderedPageBreak/>
-              <w:t>Rubro</w:t>
-            </w:r>
-          </w:p>
-        </w:tc>
-        <w:tc>
-          <w:tcPr>
-            <w:tcW w:w="0" w:type="auto"/>
-            <w:tcBorders>
-              <w:top w:val="single" w:sz="6" w:space="0" w:color="666666"/>
-              <w:left w:val="single" w:sz="6" w:space="0" w:color="666666"/>
-              <w:bottom w:val="single" w:sz="6" w:space="0" w:color="666666"/>
-              <w:right w:val="single" w:sz="6" w:space="0" w:color="666666"/>
-            </w:tcBorders>
-            <w:tcMar>
-              <w:top w:w="90" w:type="dxa"/>
-              <w:left w:w="90" w:type="dxa"/>
-              <w:bottom w:w="90" w:type="dxa"/>
-              <w:right w:w="90" w:type="dxa"/>
-            </w:tcMar>
-            <w:hideMark/>
-          </w:tcPr>
-          <w:p>
-            <w:pPr>
-              <w:spacing w:before="180" w:after="180"/>
-              <w:rPr>
-                <w:rFonts w:ascii="Calibri" w:eastAsia="Times New Roman" w:hAnsi="Calibri" w:cs="Calibri"/>
-                <w:b/>
-                <w:bCs/>
-                <w:sz w:val="22"/>
-                <w:szCs w:val="22"/>
-              </w:rPr>
-            </w:pPr>
-            <w:r>
-              <w:rPr>
-                <w:rFonts w:ascii="Calibri" w:eastAsia="Times New Roman" w:hAnsi="Calibri" w:cs="Calibri"/>
-                <w:b/>
-                <w:bCs/>
-                <w:sz w:val="22"/>
-                <w:szCs w:val="22"/>
-              </w:rPr>
-              <w:t>Evidencia esperada</w:t>
-            </w:r>
-          </w:p>
-        </w:tc>
-      </w:tr>
-      <w:tr>
-        <w:tc>
-          <w:tcPr>
-            <w:tcW w:w="0" w:type="auto"/>
-            <w:tcBorders>
-              <w:top w:val="single" w:sz="6" w:space="0" w:color="666666"/>
-              <w:left w:val="single" w:sz="6" w:space="0" w:color="666666"/>
-              <w:bottom w:val="single" w:sz="6" w:space="0" w:color="666666"/>
-              <w:right w:val="single" w:sz="6" w:space="0" w:color="666666"/>
-            </w:tcBorders>
-            <w:tcMar>
-              <w:top w:w="90" w:type="dxa"/>
-              <w:left w:w="90" w:type="dxa"/>
-              <w:bottom w:w="90" w:type="dxa"/>
-              <w:right w:w="90" w:type="dxa"/>
-            </w:tcMar>
-            <w:hideMark/>
-          </w:tcPr>
-          <w:p>
-            <w:pPr>
-              <w:spacing w:before="180" w:after="180"/>
-              <w:rPr>
-                <w:rFonts w:ascii="Calibri" w:eastAsia="Times New Roman" w:hAnsi="Calibri" w:cs="Calibri"/>
-                <w:sz w:val="22"/>
-                <w:szCs w:val="22"/>
-              </w:rPr>
-            </w:pPr>
-            <w:r>
-              <w:rPr>
-                <w:rFonts w:ascii="Calibri" w:eastAsia="Times New Roman" w:hAnsi="Calibri" w:cs="Calibri"/>
-                <w:sz w:val="22"/>
-                <w:szCs w:val="22"/>
-              </w:rPr>
-              <w:t>Datasets piloto</w:t>
-            </w:r>
-          </w:p>
-        </w:tc>
-        <w:tc>
-          <w:tcPr>
-            <w:tcW w:w="0" w:type="auto"/>
-            <w:tcBorders>
-              <w:top w:val="single" w:sz="6" w:space="0" w:color="666666"/>
-              <w:left w:val="single" w:sz="6" w:space="0" w:color="666666"/>
-              <w:bottom w:val="single" w:sz="6" w:space="0" w:color="666666"/>
-              <w:right w:val="single" w:sz="6" w:space="0" w:color="666666"/>
-            </w:tcBorders>
-            <w:tcMar>
-              <w:top w:w="90" w:type="dxa"/>
-              <w:left w:w="90" w:type="dxa"/>
-              <w:bottom w:w="90" w:type="dxa"/>
-              <w:right w:w="90" w:type="dxa"/>
-            </w:tcMar>
-            <w:hideMark/>
-          </w:tcPr>
-          <w:p>
-            <w:pPr>
-              <w:spacing w:before="180" w:after="180"/>
-              <w:rPr>
-                <w:rFonts w:ascii="Calibri" w:eastAsia="Times New Roman" w:hAnsi="Calibri" w:cs="Calibri"/>
-                <w:sz w:val="22"/>
-                <w:szCs w:val="22"/>
-              </w:rPr>
-            </w:pPr>
-            <w:r>
-              <w:rPr>
-                <w:rFonts w:ascii="Calibri" w:eastAsia="Times New Roman" w:hAnsi="Calibri" w:cs="Calibri"/>
-                <w:sz w:val="22"/>
-                <w:szCs w:val="22"/>
-              </w:rPr>
-              <w:t>Nombre, corte, origen y propósito</w:t>
-            </w:r>
-          </w:p>
-        </w:tc>
-      </w:tr>
-      <w:tr>
-        <w:tc>
-          <w:tcPr>
-            <w:tcW w:w="0" w:type="auto"/>
-            <w:tcBorders>
-              <w:top w:val="single" w:sz="6" w:space="0" w:color="666666"/>
-              <w:left w:val="single" w:sz="6" w:space="0" w:color="666666"/>
-              <w:bottom w:val="single" w:sz="6" w:space="0" w:color="666666"/>
-              <w:right w:val="single" w:sz="6" w:space="0" w:color="666666"/>
-            </w:tcBorders>
-            <w:tcMar>
-              <w:top w:w="90" w:type="dxa"/>
-              <w:left w:w="90" w:type="dxa"/>
-              <w:bottom w:w="90" w:type="dxa"/>
-              <w:right w:w="90" w:type="dxa"/>
-            </w:tcMar>
-            <w:hideMark/>
-          </w:tcPr>
-          <w:p>
-            <w:pPr>
-              <w:spacing w:before="180" w:after="180"/>
-              <w:rPr>
-                <w:rFonts w:ascii="Calibri" w:eastAsia="Times New Roman" w:hAnsi="Calibri" w:cs="Calibri"/>
-                <w:sz w:val="22"/>
-                <w:szCs w:val="22"/>
-              </w:rPr>
-            </w:pPr>
-            <w:r>
-              <w:rPr>
-                <w:rFonts w:ascii="Calibri" w:eastAsia="Times New Roman" w:hAnsi="Calibri" w:cs="Calibri"/>
-                <w:sz w:val="22"/>
-                <w:szCs w:val="22"/>
-              </w:rPr>
-              <w:t>Calidad</w:t>
-            </w:r>
-          </w:p>
-        </w:tc>
-        <w:tc>
-          <w:tcPr>
-            <w:tcW w:w="0" w:type="auto"/>
-            <w:tcBorders>
-              <w:top w:val="single" w:sz="6" w:space="0" w:color="666666"/>
-              <w:left w:val="single" w:sz="6" w:space="0" w:color="666666"/>
-              <w:bottom w:val="single" w:sz="6" w:space="0" w:color="666666"/>
-              <w:right w:val="single" w:sz="6" w:space="0" w:color="666666"/>
-            </w:tcBorders>
-            <w:tcMar>
-              <w:top w:w="90" w:type="dxa"/>
-              <w:left w:w="90" w:type="dxa"/>
-              <w:bottom w:w="90" w:type="dxa"/>
-              <w:right w:w="90" w:type="dxa"/>
-            </w:tcMar>
-            <w:hideMark/>
-          </w:tcPr>
-          <w:p>
-            <w:pPr>
-              <w:spacing w:before="180" w:after="180"/>
-              <w:rPr>
-                <w:rFonts w:ascii="Calibri" w:eastAsia="Times New Roman" w:hAnsi="Calibri" w:cs="Calibri"/>
-                <w:sz w:val="22"/>
-                <w:szCs w:val="22"/>
-              </w:rPr>
-            </w:pPr>
-            <w:r>
-              <w:rPr>
-                <w:rFonts w:ascii="Calibri" w:eastAsia="Times New Roman" w:hAnsi="Calibri" w:cs="Calibri"/>
-                <w:sz w:val="22"/>
-                <w:szCs w:val="22"/>
-              </w:rPr>
-              <w:t>Completitud, consistencia, duplicidad y trazabilidad</w:t>
-            </w:r>
-          </w:p>
-        </w:tc>
-      </w:tr>
-      <w:tr>
-        <w:tc>
-          <w:tcPr>
-            <w:tcW w:w="0" w:type="auto"/>
-            <w:tcBorders>
-              <w:top w:val="single" w:sz="6" w:space="0" w:color="666666"/>
-              <w:left w:val="single" w:sz="6" w:space="0" w:color="666666"/>
-              <w:bottom w:val="single" w:sz="6" w:space="0" w:color="666666"/>
-              <w:right w:val="single" w:sz="6" w:space="0" w:color="666666"/>
-            </w:tcBorders>
-            <w:tcMar>
-              <w:top w:w="90" w:type="dxa"/>
-              <w:left w:w="90" w:type="dxa"/>
-              <w:bottom w:w="90" w:type="dxa"/>
-              <w:right w:w="90" w:type="dxa"/>
-            </w:tcMar>
-            <w:hideMark/>
-          </w:tcPr>
-          <w:p>
-            <w:pPr>
-              <w:spacing w:before="180" w:after="180"/>
-              <w:rPr>
-                <w:rFonts w:ascii="Calibri" w:eastAsia="Times New Roman" w:hAnsi="Calibri" w:cs="Calibri"/>
-                <w:sz w:val="22"/>
-                <w:szCs w:val="22"/>
-              </w:rPr>
-            </w:pPr>
-            <w:r>
-              <w:rPr>
-                <w:rFonts w:ascii="Calibri" w:eastAsia="Times New Roman" w:hAnsi="Calibri" w:cs="Calibri"/>
-                <w:sz w:val="22"/>
-                <w:szCs w:val="22"/>
-              </w:rPr>
-              <w:t>Gobernanza</w:t>
-            </w:r>
-          </w:p>
-        </w:tc>
-        <w:tc>
-          <w:tcPr>
-            <w:tcW w:w="0" w:type="auto"/>
-            <w:tcBorders>
-              <w:top w:val="single" w:sz="6" w:space="0" w:color="666666"/>
-              <w:left w:val="single" w:sz="6" w:space="0" w:color="666666"/>
-              <w:bottom w:val="single" w:sz="6" w:space="0" w:color="666666"/>
-              <w:right w:val="single" w:sz="6" w:space="0" w:color="666666"/>
-            </w:tcBorders>
-            <w:tcMar>
-              <w:top w:w="90" w:type="dxa"/>
-              <w:left w:w="90" w:type="dxa"/>
-              <w:bottom w:w="90" w:type="dxa"/>
-              <w:right w:w="90" w:type="dxa"/>
-            </w:tcMar>
-            <w:hideMark/>
-          </w:tcPr>
-          <w:p>
-            <w:pPr>
-              <w:spacing w:before="180" w:after="180"/>
-              <w:rPr>
-                <w:rFonts w:ascii="Calibri" w:eastAsia="Times New Roman" w:hAnsi="Calibri" w:cs="Calibri"/>
-                <w:sz w:val="22"/>
-                <w:szCs w:val="22"/>
-              </w:rPr>
-            </w:pPr>
-            <w:r>
-              <w:rPr>
-                <w:rFonts w:ascii="Calibri" w:eastAsia="Times New Roman" w:hAnsi="Calibri" w:cs="Calibri"/>
-                <w:sz w:val="22"/>
-                <w:szCs w:val="22"/>
-              </w:rPr>
-              <w:t>Reglas de anonimización, uso y sensibilidad</w:t>
-            </w:r>
-          </w:p>
-        </w:tc>
-      </w:tr>
-      <w:tr>
-        <w:tc>
-          <w:tcPr>
-            <w:tcW w:w="0" w:type="auto"/>
-            <w:tcBorders>
-              <w:top w:val="single" w:sz="6" w:space="0" w:color="666666"/>
-              <w:left w:val="single" w:sz="6" w:space="0" w:color="666666"/>
-              <w:bottom w:val="single" w:sz="6" w:space="0" w:color="666666"/>
-              <w:right w:val="single" w:sz="6" w:space="0" w:color="666666"/>
-            </w:tcBorders>
-            <w:tcMar>
-              <w:top w:w="90" w:type="dxa"/>
-              <w:left w:w="90" w:type="dxa"/>
-              <w:bottom w:w="90" w:type="dxa"/>
-              <w:right w:w="90" w:type="dxa"/>
-            </w:tcMar>
-            <w:hideMark/>
-          </w:tcPr>
-          <w:p>
-            <w:pPr>
-              <w:spacing w:before="180" w:after="180"/>
-              <w:rPr>
-                <w:rFonts w:ascii="Calibri" w:eastAsia="Times New Roman" w:hAnsi="Calibri" w:cs="Calibri"/>
-                <w:sz w:val="22"/>
-                <w:szCs w:val="22"/>
-              </w:rPr>
-            </w:pPr>
-            <w:r>
-              <w:rPr>
-                <w:rFonts w:ascii="Calibri" w:eastAsia="Times New Roman" w:hAnsi="Calibri" w:cs="Calibri"/>
-                <w:sz w:val="22"/>
-                <w:szCs w:val="22"/>
-              </w:rPr>
-              <w:t>Features</w:t>
-            </w:r>
-          </w:p>
-        </w:tc>
-        <w:tc>
-          <w:tcPr>
-            <w:tcW w:w="0" w:type="auto"/>
-            <w:tcBorders>
-              <w:top w:val="single" w:sz="6" w:space="0" w:color="666666"/>
-              <w:left w:val="single" w:sz="6" w:space="0" w:color="666666"/>
-              <w:bottom w:val="single" w:sz="6" w:space="0" w:color="666666"/>
-              <w:right w:val="single" w:sz="6" w:space="0" w:color="666666"/>
-            </w:tcBorders>
-            <w:tcMar>
-              <w:top w:w="90" w:type="dxa"/>
-              <w:left w:w="90" w:type="dxa"/>
-              <w:bottom w:w="90" w:type="dxa"/>
-              <w:right w:w="90" w:type="dxa"/>
-            </w:tcMar>
-            <w:hideMark/>
-          </w:tcPr>
-          <w:p>
-            <w:pPr>
-              <w:spacing w:before="180" w:after="180"/>
-              <w:rPr>
-                <w:rFonts w:ascii="Calibri" w:eastAsia="Times New Roman" w:hAnsi="Calibri" w:cs="Calibri"/>
-                <w:sz w:val="22"/>
-                <w:szCs w:val="22"/>
-              </w:rPr>
-            </w:pPr>
-            <w:r>
-              <w:rPr>
-                <w:rFonts w:ascii="Calibri" w:eastAsia="Times New Roman" w:hAnsi="Calibri" w:cs="Calibri"/>
-                <w:sz w:val="22"/>
-                <w:szCs w:val="22"/>
-              </w:rPr>
-              <w:t>Variables realmente seleccionadas o descartadas</w:t>
-            </w:r>
-          </w:p>
-        </w:tc>
-      </w:tr>
-      <w:tr>
-        <w:tc>
-          <w:tcPr>
-            <w:tcW w:w="0" w:type="auto"/>
-            <w:tcBorders>
-              <w:top w:val="single" w:sz="6" w:space="0" w:color="666666"/>
-              <w:left w:val="single" w:sz="6" w:space="0" w:color="666666"/>
-              <w:bottom w:val="single" w:sz="6" w:space="0" w:color="666666"/>
-              <w:right w:val="single" w:sz="6" w:space="0" w:color="666666"/>
-            </w:tcBorders>
-            <w:tcMar>
-              <w:top w:w="90" w:type="dxa"/>
-              <w:left w:w="90" w:type="dxa"/>
-              <w:bottom w:w="90" w:type="dxa"/>
-              <w:right w:w="90" w:type="dxa"/>
-            </w:tcMar>
-            <w:hideMark/>
-          </w:tcPr>
-          <w:p>
-            <w:pPr>
-              <w:spacing w:before="180" w:after="180"/>
-              <w:rPr>
-                <w:rFonts w:ascii="Calibri" w:eastAsia="Times New Roman" w:hAnsi="Calibri" w:cs="Calibri"/>
-                <w:sz w:val="22"/>
-                <w:szCs w:val="22"/>
-              </w:rPr>
-            </w:pPr>
-            <w:r>
-              <w:rPr>
-                <w:rFonts w:ascii="Calibri" w:eastAsia="Times New Roman" w:hAnsi="Calibri" w:cs="Calibri"/>
-                <w:sz w:val="22"/>
-                <w:szCs w:val="22"/>
-              </w:rPr>
-              <w:t>Casos de uso</w:t>
-            </w:r>
-          </w:p>
-        </w:tc>
-        <w:tc>
-          <w:tcPr>
-            <w:tcW w:w="0" w:type="auto"/>
-            <w:tcBorders>
-              <w:top w:val="single" w:sz="6" w:space="0" w:color="666666"/>
-              <w:left w:val="single" w:sz="6" w:space="0" w:color="666666"/>
-              <w:bottom w:val="single" w:sz="6" w:space="0" w:color="666666"/>
-              <w:right w:val="single" w:sz="6" w:space="0" w:color="666666"/>
-            </w:tcBorders>
-            <w:tcMar>
-              <w:top w:w="90" w:type="dxa"/>
-              <w:left w:w="90" w:type="dxa"/>
-              <w:bottom w:w="90" w:type="dxa"/>
-              <w:right w:w="90" w:type="dxa"/>
-            </w:tcMar>
-            <w:hideMark/>
-          </w:tcPr>
-          <w:p>
-            <w:pPr>
-              <w:spacing w:before="180" w:after="180"/>
-              <w:rPr>
-                <w:rFonts w:ascii="Calibri" w:eastAsia="Times New Roman" w:hAnsi="Calibri" w:cs="Calibri"/>
-                <w:sz w:val="22"/>
-                <w:szCs w:val="22"/>
-              </w:rPr>
-            </w:pPr>
-            <w:r>
-              <w:rPr>
-                <w:rFonts w:ascii="Calibri" w:eastAsia="Times New Roman" w:hAnsi="Calibri" w:cs="Calibri"/>
-                <w:sz w:val="22"/>
-                <w:szCs w:val="22"/>
-              </w:rPr>
-              <w:t>Aplicaciones analíticas priorizadas</w:t>
-            </w:r>
-          </w:p>
-        </w:tc>
-      </w:tr>
-    </w:tbl>
-    <w:p>
-      <w:pPr>
-        <w:pStyle w:val="Ttulo2"/>
-        <w:rPr>
-          <w:rFonts w:ascii="Calibri" w:eastAsia="Times New Roman" w:hAnsi="Calibri" w:cs="Calibri"/>
-        </w:rPr>
-      </w:pPr>
-      <w:r>
-        <w:rPr>
-          <w:rFonts w:ascii="Calibri" w:eastAsia="Times New Roman" w:hAnsi="Calibri" w:cs="Calibri"/>
-        </w:rPr>
-        <w:t>5. Secciones a Completar en Junio</w:t>
-      </w:r>
-    </w:p>
-    <w:p>
-      <w:pPr>
-        <w:pStyle w:val="Ttulo3"/>
-        <w:rPr>
-          <w:rFonts w:ascii="Calibri" w:eastAsia="Times New Roman" w:hAnsi="Calibri" w:cs="Calibri"/>
-        </w:rPr>
-      </w:pPr>
-      <w:r>
-        <w:rPr>
-          <w:rFonts w:ascii="Calibri" w:eastAsia="Times New Roman" w:hAnsi="Calibri" w:cs="Calibri"/>
-        </w:rPr>
-        <w:t>5.1 Datasets del mes</w:t>
-      </w:r>
-    </w:p>
-    <w:p>
-      <w:pPr>
-        <w:pStyle w:val="NormalWeb"/>
-        <w:rPr>
-          <w:rFonts w:ascii="Calibri" w:hAnsi="Calibri" w:cs="Calibri"/>
-          <w:sz w:val="22"/>
-          <w:szCs w:val="22"/>
-        </w:rPr>
-      </w:pPr>
-      <w:r>
-        <w:rPr>
-          <w:rFonts w:ascii="Calibri" w:hAnsi="Calibri" w:cs="Calibri"/>
-          <w:sz w:val="22"/>
-          <w:szCs w:val="22"/>
-        </w:rPr>
-        <w:t>Registrar los datasets piloto o cortes consolidados al cierre de junio.</w:t>
-      </w:r>
-    </w:p>
-    <w:p>
-      <w:pPr>
-        <w:pStyle w:val="Ttulo3"/>
-        <w:rPr>
-          <w:rFonts w:ascii="Calibri" w:eastAsia="Times New Roman" w:hAnsi="Calibri" w:cs="Calibri"/>
-        </w:rPr>
-      </w:pPr>
-      <w:r>
-        <w:rPr>
-          <w:rFonts w:ascii="Calibri" w:eastAsia="Times New Roman" w:hAnsi="Calibri" w:cs="Calibri"/>
-        </w:rPr>
-        <w:t>5.2 Validación de calidad</w:t>
-      </w:r>
-    </w:p>
-    <w:p>
-      <w:pPr>
-        <w:pStyle w:val="NormalWeb"/>
-        <w:rPr>
-          <w:rFonts w:ascii="Calibri" w:hAnsi="Calibri" w:cs="Calibri"/>
-          <w:sz w:val="22"/>
-          <w:szCs w:val="22"/>
-        </w:rPr>
-      </w:pPr>
-      <w:r>
-        <w:rPr>
-          <w:rFonts w:ascii="Calibri" w:hAnsi="Calibri" w:cs="Calibri"/>
-          <w:sz w:val="22"/>
-          <w:szCs w:val="22"/>
-        </w:rPr>
-        <w:t>Documentar reglas de calidad aplicadas y resultados observados en el mes.</w:t>
-      </w:r>
-    </w:p>
-    <w:p>
-      <w:pPr>
-        <w:pStyle w:val="Ttulo3"/>
-        <w:rPr>
-          <w:rFonts w:ascii="Calibri" w:eastAsia="Times New Roman" w:hAnsi="Calibri" w:cs="Calibri"/>
-        </w:rPr>
-      </w:pPr>
-      <w:r>
-        <w:rPr>
-          <w:rFonts w:ascii="Calibri" w:eastAsia="Times New Roman" w:hAnsi="Calibri" w:cs="Calibri"/>
-        </w:rPr>
-        <w:t>5.3 Gobernanza y trazabilidad</w:t>
-      </w:r>
-    </w:p>
-    <w:p>
-      <w:pPr>
-        <w:pStyle w:val="NormalWeb"/>
-        <w:rPr>
-          <w:rFonts w:ascii="Calibri" w:hAnsi="Calibri" w:cs="Calibri"/>
-          <w:sz w:val="22"/>
-          <w:szCs w:val="22"/>
-        </w:rPr>
-      </w:pPr>
-      <w:r>
-        <w:rPr>
-          <w:rFonts w:ascii="Calibri" w:hAnsi="Calibri" w:cs="Calibri"/>
-          <w:sz w:val="22"/>
-          <w:szCs w:val="22"/>
-        </w:rPr>
-        <w:t>Registrar si se aplicaron decisiones de anonimización, control de sensibilidad, linaje o documentación del origen.</w:t>
-      </w:r>
-    </w:p>
-    <w:p>
-      <w:pPr>
-        <w:pStyle w:val="Ttulo3"/>
-        <w:rPr>
-          <w:rFonts w:ascii="Calibri" w:eastAsia="Times New Roman" w:hAnsi="Calibri" w:cs="Calibri"/>
-        </w:rPr>
-      </w:pPr>
-      <w:r>
-        <w:rPr>
-          <w:rFonts w:ascii="Calibri" w:eastAsia="Times New Roman" w:hAnsi="Calibri" w:cs="Calibri"/>
-        </w:rPr>
-        <w:t>5.4 Features y casos de uso</w:t>
-      </w:r>
-    </w:p>
-    <w:p>
-      <w:pPr>
-        <w:pStyle w:val="NormalWeb"/>
-        <w:rPr>
-          <w:rFonts w:ascii="Calibri" w:hAnsi="Calibri" w:cs="Calibri"/>
-          <w:sz w:val="22"/>
-          <w:szCs w:val="22"/>
-        </w:rPr>
-      </w:pPr>
-      <w:r>
-        <w:rPr>
-          <w:rFonts w:ascii="Calibri" w:hAnsi="Calibri" w:cs="Calibri"/>
-          <w:sz w:val="22"/>
-          <w:szCs w:val="22"/>
-        </w:rPr>
-        <w:t>Registrar las variables o casos de uso que sí hayan quedado priorizados con mejor sustento en mayo.</w:t>
-      </w:r>
-    </w:p>
-    <w:p>
-      <w:pPr>
-        <w:pStyle w:val="Ttulo2"/>
-        <w:rPr>
-          <w:rFonts w:ascii="Calibri" w:eastAsia="Times New Roman" w:hAnsi="Calibri" w:cs="Calibri"/>
-        </w:rPr>
-      </w:pPr>
-      <w:r>
-        <w:rPr>
-          <w:rFonts w:ascii="Calibri" w:eastAsia="Times New Roman" w:hAnsi="Calibri" w:cs="Calibri"/>
-        </w:rPr>
-        <w:t>6. Riesgos y Dependencias para Junio</w:t>
+        <w:t>3. Riesgos y Recomendaciones Remanentes</w:t>
       </w:r>
     </w:p>
     <w:p>
@@ -1045,11 +414,20 @@
       </w:pPr>
       <w:r>
         <w:rPr>
-          <w:rFonts w:ascii="Calibri" w:eastAsia="Times New Roman" w:hAnsi="Calibri" w:cs="Calibri"/>
-          <w:sz w:val="22"/>
-          <w:szCs w:val="22"/>
-        </w:rPr>
-        <w:t>No contar con suficiente volumen o consistencia para sostener conclusiones de cierre.</w:t>
+          <w:rStyle w:val="Fuerte"/>
+          <w:rFonts w:ascii="Calibri" w:eastAsia="Times New Roman" w:hAnsi="Calibri" w:cs="Calibri"/>
+          <w:sz w:val="22"/>
+          <w:szCs w:val="22"/>
+        </w:rPr>
+        <w:t>Calidad y Completitud:</w:t>
+      </w:r>
+      <w:r>
+        <w:rPr>
+          <w:rFonts w:ascii="Calibri" w:eastAsia="Times New Roman" w:hAnsi="Calibri" w:cs="Calibri"/>
+          <w:sz w:val="22"/>
+          <w:szCs w:val="22"/>
+        </w:rPr>
+        <w:t xml:space="preserve"> Al cierre del trimestre, permanecen en el Backlog de QA (QA-001 al QA-003) los requerimientos para robustecer las reglas de validación (Rechazar de forma temprana registros de origen que presenten CURP nula o vacía y matrículas que no contengan exactamente los 10 caracteres preestablecidos).</w:t>
       </w:r>
     </w:p>
     <w:p>
@@ -1071,29 +449,7 @@
           <w:sz w:val="22"/>
           <w:szCs w:val="22"/>
         </w:rPr>
-        <w:t>Mantener features teóricas sin sustento en cortes reales consolidados.</w:t>
-      </w:r>
-    </w:p>
-    <w:p>
-      <w:pPr>
-        <w:numPr>
-          <w:ilvl w:val="0"/>
-          <w:numId w:val="3"/>
-        </w:numPr>
-        <w:spacing w:before="100" w:beforeAutospacing="1" w:after="100" w:afterAutospacing="1"/>
-        <w:rPr>
-          <w:rFonts w:ascii="Calibri" w:eastAsia="Times New Roman" w:hAnsi="Calibri" w:cs="Calibri"/>
-          <w:sz w:val="22"/>
-          <w:szCs w:val="22"/>
-        </w:rPr>
-      </w:pPr>
-      <w:r>
-        <w:rPr>
-          <w:rFonts w:ascii="Calibri" w:eastAsia="Times New Roman" w:hAnsi="Calibri" w:cs="Calibri"/>
-          <w:sz w:val="22"/>
-          <w:szCs w:val="22"/>
-        </w:rPr>
-        <w:t>Exponer atributos sensibles sin trazabilidad suficiente al cierre del trimestre.</w:t>
+        <w:t>Estas restricciones tempranas (Shift-left en Data Quality) son obligatorias para evitar que información sucia degrade el valor analítico de los modelos proyectados.</w:t>
       </w:r>
     </w:p>
     <w:p>
@@ -1107,8 +463,7 @@
         <w:rPr>
           <w:rFonts w:ascii="Calibri" w:eastAsia="Times New Roman" w:hAnsi="Calibri" w:cs="Calibri"/>
         </w:rPr>
-        <w:lastRenderedPageBreak/>
-        <w:t>7. Próximos Pasos</w:t>
+        <w:t>4. Próximos Pasos (Cierre)</w:t>
       </w:r>
     </w:p>
     <w:p>
@@ -1130,7 +485,7 @@
           <w:sz w:val="22"/>
           <w:szCs w:val="22"/>
         </w:rPr>
-        <w:t>Consolidar datasets piloto y conclusiones del trimestre.</w:t>
+        <w:t>Acompañar al equipo de desarrollo entrante en la ejecución de las validaciones Staging (limpieza QA-001 a QA-003) propuestas en el *Handover*.</w:t>
       </w:r>
     </w:p>
     <w:p>
@@ -1152,46 +507,24 @@
           <w:sz w:val="22"/>
           <w:szCs w:val="22"/>
         </w:rPr>
-        <w:t>Preparar recomendaciones de continuidad posteriores a junio.</w:t>
-      </w:r>
-    </w:p>
-    <w:p>
-      <w:pPr>
-        <w:numPr>
-          <w:ilvl w:val="0"/>
-          <w:numId w:val="4"/>
-        </w:numPr>
-        <w:spacing w:before="100" w:beforeAutospacing="1" w:after="100" w:afterAutospacing="1"/>
-        <w:rPr>
-          <w:rFonts w:ascii="Calibri" w:eastAsia="Times New Roman" w:hAnsi="Calibri" w:cs="Calibri"/>
-          <w:sz w:val="22"/>
-          <w:szCs w:val="22"/>
-        </w:rPr>
-      </w:pPr>
-      <w:r>
-        <w:rPr>
-          <w:rFonts w:ascii="Calibri" w:eastAsia="Times New Roman" w:hAnsi="Calibri" w:cs="Calibri"/>
-          <w:sz w:val="22"/>
-          <w:szCs w:val="22"/>
-        </w:rPr>
-        <w:t>Mantener separación clara entre propuesta conceptual de abril, trabajo operativo de mayo y cierre de junio.</w:t>
-      </w:r>
-    </w:p>
-    <w:p>
-      <w:pPr>
-        <w:rPr>
-          <w:rFonts w:ascii="Calibri" w:eastAsia="Times New Roman" w:hAnsi="Calibri" w:cs="Calibri"/>
-          <w:sz w:val="22"/>
-          <w:szCs w:val="22"/>
-        </w:rPr>
-      </w:pPr>
-      <w:r>
-        <w:rPr>
-          <w:rFonts w:ascii="Calibri" w:eastAsia="Times New Roman" w:hAnsi="Calibri" w:cs="Calibri"/>
-          <w:sz w:val="22"/>
-          <w:szCs w:val="22"/>
-        </w:rPr>
-        <w:pict>
+        <w:t>Fomentar la exportación continua de logs auditables hacia herramientas de Big Data para comenzar a detectar anomalías y correlaciones mediante IA sobre la bitácora operativa.</w:t>
+      </w:r>
+    </w:p>
+    <w:p>
+      <w:pPr>
+        <w:rPr>
+          <w:rFonts w:ascii="Calibri" w:eastAsia="Times New Roman" w:hAnsi="Calibri" w:cs="Calibri"/>
+          <w:sz w:val="22"/>
+          <w:szCs w:val="22"/>
+        </w:rPr>
+      </w:pPr>
+      <w:r>
+        <w:rPr>
+          <w:rFonts w:ascii="Calibri" w:eastAsia="Times New Roman" w:hAnsi="Calibri" w:cs="Calibri"/>
+          <w:sz w:val="22"/>
+          <w:szCs w:val="22"/>
+        </w:rPr>
+        <w:pict w14:anchorId="19FCFCA6">
           <v:rect id="_x0000_i1026" style="width:0;height:1.5pt" o:hralign="center" o:hrstd="t" o:hr="t" fillcolor="#a0a0a0" stroked="f"/>
         </w:pict>
       </w:r>
@@ -1230,7 +563,7 @@
           <w:sz w:val="22"/>
           <w:szCs w:val="22"/>
         </w:rPr>
-        <w:t>Este entregable de junio debe enfocarse en trabajo consolidado de curación, validación y conclusiones trimestrales, no en repetir la propuesta base de abril ni el detalle operativo de mayo.</w:t>
+        <w:t>Se cierra el trimestre con una base consolidada y estandarizada que separa adecuadamente la información operativa en crudo de los esquemas analíticos depurados y gobernados.</w:t>
       </w:r>
     </w:p>
     <w:sectPr>
@@ -1246,9 +579,9 @@
 <file path=word/numbering.xml><?xml version="1.0" encoding="utf-8"?>
 <w:numbering xmlns:wpc="http://schemas.microsoft.com/office/word/2010/wordprocessingCanvas" xmlns:cx="http://schemas.microsoft.com/office/drawing/2014/chartex" xmlns:cx1="http://schemas.microsoft.com/office/drawing/2015/9/8/chartex" xmlns:cx2="http://schemas.microsoft.com/office/drawing/2015/10/21/chartex" xmlns:cx3="http://schemas.microsoft.com/office/drawing/2016/5/9/chartex" xmlns:cx4="http://schemas.microsoft.com/office/drawing/2016/5/10/chartex" xmlns:cx5="http://schemas.microsoft.com/office/drawing/2016/5/11/chartex" xmlns:cx6="http://schemas.microsoft.com/office/drawing/2016/5/12/chartex" xmlns:cx7="http://schemas.microsoft.com/office/drawing/2016/5/13/chartex" xmlns:cx8="http://schemas.microsoft.com/office/drawing/2016/5/14/chartex" xmlns:mc="http://schemas.openxmlformats.org/markup-compatibility/2006" xmlns:aink="http://schemas.microsoft.com/office/drawing/2016/ink" xmlns:am3d="http://schemas.microsoft.com/office/drawing/2017/model3d" xmlns:o="urn:schemas-microsoft-com:office:office" xmlns:oel="http://schemas.microsoft.com/office/2019/extlst" xmlns:r="http://schemas.openxmlformats.org/officeDocument/2006/relationships" xmlns:m="http://schemas.openxmlformats.org/officeDocument/2006/math" xmlns:v="urn:schemas-microsoft-com:vml" xmlns:wp14="http://schemas.microsoft.com/office/word/2010/wordprocessingDrawing" xmlns:wp="http://schemas.openxmlformats.org/drawingml/2006/wordprocessingDrawing" xmlns:w10="urn:schemas-microsoft-com:office:word" xmlns:w="http://schemas.openxmlformats.org/wordprocessingml/2006/main" xmlns:w14="http://schemas.microsoft.com/office/word/2010/wordml" xmlns:w15="http://schemas.microsoft.com/office/word/2012/wordml" xmlns:w16cex="http://schemas.microsoft.com/office/word/2018/wordml/cex" xmlns:w16cid="http://schemas.microsoft.com/office/word/2016/wordml/cid" xmlns:w16="http://schemas.microsoft.com/office/word/2018/wordml" xmlns:w16du="http://schemas.microsoft.com/office/word/2023/wordml/word16du" xmlns:w16sdtdh="http://schemas.microsoft.com/office/word/2020/wordml/sdtdatahash" xmlns:w16sdtfl="http://schemas.microsoft.com/office/word/2024/wordml/sdtformatlock" xmlns:w16se="http://schemas.microsoft.com/office/word/2015/wordml/symex" xmlns:wpg="http://schemas.microsoft.com/office/word/2010/wordprocessingGroup" xmlns:wpi="http://schemas.microsoft.com/office/word/2010/wordprocessingInk" xmlns:wne="http://schemas.microsoft.com/office/word/2006/wordml" xmlns:wps="http://schemas.microsoft.com/office/word/2010/wordprocessingShape" mc:Ignorable="w14 w15 w16se w16cid w16 w16cex w16sdtdh w16sdtfl w16du wp14">
   <w:abstractNum w:abstractNumId="0" w15:restartNumberingAfterBreak="0">
-    <w:nsid w:val="01956B69"/>
+    <w:nsid w:val="2F5338EA"/>
     <w:multiLevelType w:val="multilevel"/>
-    <w:tmpl w:val="E45896A6"/>
+    <w:tmpl w:val="4BC8CC78"/>
     <w:lvl w:ilvl="0">
       <w:start w:val="1"/>
       <w:numFmt w:val="bullet"/>
@@ -1395,9 +728,9 @@
     </w:lvl>
   </w:abstractNum>
   <w:abstractNum w:abstractNumId="1" w15:restartNumberingAfterBreak="0">
-    <w:nsid w:val="439E580D"/>
+    <w:nsid w:val="3DFA629B"/>
     <w:multiLevelType w:val="multilevel"/>
-    <w:tmpl w:val="7548C926"/>
+    <w:tmpl w:val="28C6ACF8"/>
     <w:lvl w:ilvl="0">
       <w:start w:val="1"/>
       <w:numFmt w:val="bullet"/>
@@ -1544,9 +877,9 @@
     </w:lvl>
   </w:abstractNum>
   <w:abstractNum w:abstractNumId="2" w15:restartNumberingAfterBreak="0">
-    <w:nsid w:val="54F45956"/>
+    <w:nsid w:val="7D0D3A54"/>
     <w:multiLevelType w:val="multilevel"/>
-    <w:tmpl w:val="2C2E5EA6"/>
+    <w:tmpl w:val="C9485530"/>
     <w:lvl w:ilvl="0">
       <w:start w:val="1"/>
       <w:numFmt w:val="bullet"/>
@@ -1693,9 +1026,9 @@
     </w:lvl>
   </w:abstractNum>
   <w:abstractNum w:abstractNumId="3" w15:restartNumberingAfterBreak="0">
-    <w:nsid w:val="698F7167"/>
+    <w:nsid w:val="7EEC74BD"/>
     <w:multiLevelType w:val="multilevel"/>
-    <w:tmpl w:val="BD9201BC"/>
+    <w:tmpl w:val="8A542FE4"/>
     <w:lvl w:ilvl="0">
       <w:start w:val="1"/>
       <w:numFmt w:val="bullet"/>
@@ -1841,17 +1174,17 @@
       </w:rPr>
     </w:lvl>
   </w:abstractNum>
-  <w:num w:numId="1" w16cid:durableId="998075525">
+  <w:num w:numId="1" w16cid:durableId="1115515925">
     <w:abstractNumId w:val="2"/>
   </w:num>
-  <w:num w:numId="2" w16cid:durableId="2098674879">
-    <w:abstractNumId w:val="3"/>
+  <w:num w:numId="2" w16cid:durableId="1785465073">
+    <w:abstractNumId w:val="0"/>
   </w:num>
-  <w:num w:numId="3" w16cid:durableId="402916415">
+  <w:num w:numId="3" w16cid:durableId="196741877">
     <w:abstractNumId w:val="1"/>
   </w:num>
-  <w:num w:numId="4" w16cid:durableId="2141679964">
-    <w:abstractNumId w:val="0"/>
+  <w:num w:numId="4" w16cid:durableId="1509446397">
+    <w:abstractNumId w:val="3"/>
   </w:num>
 </w:numbering>
 </file>
@@ -2451,6 +1784,18 @@
       <w:bCs/>
     </w:rPr>
   </w:style>
+  <w:style w:type="character" w:styleId="CdigoHTML">
+    <w:name w:val="HTML Code"/>
+    <w:basedOn w:val="Fuentedeprrafopredeter"/>
+    <w:uiPriority w:val="99"/>
+    <w:semiHidden/>
+    <w:unhideWhenUsed/>
+    <w:rPr>
+      <w:rFonts w:ascii="Courier New" w:eastAsiaTheme="minorEastAsia" w:hAnsi="Courier New" w:cs="Courier New"/>
+      <w:sz w:val="20"/>
+      <w:szCs w:val="20"/>
+    </w:rPr>
+  </w:style>
 </w:styles>
 </file>
 

--- a/05-Mayo-Junio/Entregables/2026-06/04-Reporte_Preparacion_Datos_IA_2026-06.docx
+++ b/05-Mayo-Junio/Entregables/2026-06/04-Reporte_Preparacion_Datos_IA_2026-06.docx
@@ -13,7 +13,7 @@
         <w:rPr>
           <w:rFonts w:ascii="Calibri" w:eastAsia="Times New Roman" w:hAnsi="Calibri" w:cs="Calibri"/>
         </w:rPr>
-        <w:t>Reporte Mensual de Preparación de Datos para IA</w:t>
+        <w:t>Acta de Cierre: Preparación de Datos y Gobernanza Analítica</w:t>
       </w:r>
     </w:p>
     <w:p>
@@ -111,7 +111,7 @@
           <w:sz w:val="22"/>
           <w:szCs w:val="22"/>
         </w:rPr>
-        <w:pict w14:anchorId="4DB7A9E1">
+        <w:pict w14:anchorId="11537B78">
           <v:rect id="_x0000_i1025" style="width:0;height:1.5pt" o:hralign="center" o:hrstd="t" o:hr="t" fillcolor="#a0a0a0" stroked="f"/>
         </w:pict>
       </w:r>
@@ -145,7 +145,7 @@
           <w:sz w:val="22"/>
           <w:szCs w:val="22"/>
         </w:rPr>
-        <w:t>Detallar el trabajo correspondiente a junio para la curación y preparación de datos estructurados, garantizando que cumplan con los lineamientos de gobernanza requeridos para la toma de decisiones gerenciales y la potencial explotación mediante algoritmos de inteligencia artificial.</w:t>
+        <w:t>Formalizar la entrega del modelo de datos analítico y la matriz de gobernanza PII (Personal Identifiable Information) para la Plataforma de Inteligencia Analítica (MUSEMS). Este reporte documenta cómo la información ha quedado curada, anonimizada y estandarizada, apta para el entrenamiento de Inteligencia Artificial (IA) y la toma de decisiones gerenciales libres de riesgo normativo.</w:t>
       </w:r>
     </w:p>
     <w:p>
@@ -159,7 +159,25 @@
         <w:rPr>
           <w:rFonts w:ascii="Calibri" w:eastAsia="Times New Roman" w:hAnsi="Calibri" w:cs="Calibri"/>
         </w:rPr>
-        <w:t>2. Consolidación de Datos en MUSEMS (Cierre de Trimestre)</w:t>
+        <w:t>2. Gobernanza Analítica y Vistas de Negocio</w:t>
+      </w:r>
+    </w:p>
+    <w:p>
+      <w:pPr>
+        <w:pStyle w:val="NormalWeb"/>
+        <w:rPr>
+          <w:rFonts w:ascii="Calibri" w:hAnsi="Calibri" w:cs="Calibri"/>
+          <w:sz w:val="22"/>
+          <w:szCs w:val="22"/>
+        </w:rPr>
+      </w:pPr>
+      <w:r>
+        <w:rPr>
+          <w:rFonts w:ascii="Calibri" w:hAnsi="Calibri" w:cs="Calibri"/>
+          <w:sz w:val="22"/>
+          <w:szCs w:val="22"/>
+        </w:rPr>
+        <w:t>El ecosistema de datos de MUSEMS se transfiere plenamente consolidado en el gestor Oracle 19c.</w:t>
       </w:r>
     </w:p>
     <w:p>
@@ -173,7 +191,7 @@
         <w:rPr>
           <w:rFonts w:ascii="Calibri" w:eastAsia="Times New Roman" w:hAnsi="Calibri" w:cs="Calibri"/>
         </w:rPr>
-        <w:t>2.1 Conformación de Vistas Analíticas</w:t>
+        <w:t>2.1 Estandarización de Datasets</w:t>
       </w:r>
     </w:p>
     <w:p>
@@ -191,21 +209,21 @@
           <w:sz w:val="22"/>
           <w:szCs w:val="22"/>
         </w:rPr>
-        <w:t xml:space="preserve">Durante el mes, se oficializó el uso del esquema lógico en la base de datos Oracle 19c. Se implementaron vistas analíticas centrales de negocio (e.g., </w:t>
+        <w:t xml:space="preserve">Se entregan las estructuras SQL maestras diseñadas expresamente para separar la carga transaccional de la lectura analítica. Destaca la inclusión final de la vista de negocio </w:t>
       </w:r>
       <w:r>
         <w:rPr>
           <w:rStyle w:val="CdigoHTML"/>
         </w:rPr>
-        <w:t>VW_BI_MUSEMS_REINSCRIPCIONES</w:t>
-      </w:r>
-      <w:r>
-        <w:rPr>
-          <w:rFonts w:ascii="Calibri" w:hAnsi="Calibri" w:cs="Calibri"/>
-          <w:sz w:val="22"/>
-          <w:szCs w:val="22"/>
-        </w:rPr>
-        <w:t>) las cuales sirven como conducto seguro e indexado para nutrir el frontend, y que fungen como los datasets base estandarizados para el entrenamiento de futuros modelos IA o motores de inferencia.</w:t>
+        <w:t>VW_BI_MUSEMS_HISTORICO_CURP</w:t>
+      </w:r>
+      <w:r>
+        <w:rPr>
+          <w:rFonts w:ascii="Calibri" w:hAnsi="Calibri" w:cs="Calibri"/>
+          <w:sz w:val="22"/>
+          <w:szCs w:val="22"/>
+        </w:rPr>
+        <w:t>, la cual provee la historia longitudinal académica de los alumnos depurada para algoritmos de segmentación.</w:t>
       </w:r>
     </w:p>
     <w:p>
@@ -219,7 +237,7 @@
         <w:rPr>
           <w:rFonts w:ascii="Calibri" w:eastAsia="Times New Roman" w:hAnsi="Calibri" w:cs="Calibri"/>
         </w:rPr>
-        <w:t>2.2 Curación y Calidad (Depuración PII)</w:t>
+        <w:t>2.2 Blindaje de Información Personal (Gobernanza PII)</w:t>
       </w:r>
     </w:p>
     <w:p>
@@ -237,7 +255,7 @@
           <w:sz w:val="22"/>
           <w:szCs w:val="22"/>
         </w:rPr>
-        <w:t>Se logró un hito trascendental de gobernanza en el manejo de Información de Identificación Personal (PII):</w:t>
+        <w:t>Se ha certificado y entregado el flujo completo de protección de datos personales alineado al Requerimiento Funcional 08 (RF-08).</w:t>
       </w:r>
     </w:p>
     <w:p>
@@ -260,15 +278,29 @@
           <w:sz w:val="22"/>
           <w:szCs w:val="22"/>
         </w:rPr>
-        <w:t>Enmascaramiento Base:</w:t>
-      </w:r>
-      <w:r>
-        <w:rPr>
-          <w:rFonts w:ascii="Calibri" w:eastAsia="Times New Roman" w:hAnsi="Calibri" w:cs="Calibri"/>
-          <w:sz w:val="22"/>
-          <w:szCs w:val="22"/>
-        </w:rPr>
-        <w:t xml:space="preserve"> La CURP y otra información crítica se extrae y transmite ofuscada hacia la capa de presentación.</w:t>
+        <w:t>Mascara Criptográfica Base:</w:t>
+      </w:r>
+      <w:r>
+        <w:rPr>
+          <w:rFonts w:ascii="Calibri" w:eastAsia="Times New Roman" w:hAnsi="Calibri" w:cs="Calibri"/>
+          <w:sz w:val="22"/>
+          <w:szCs w:val="22"/>
+        </w:rPr>
+        <w:t xml:space="preserve"> Las aplicaciones leen la identidad del alumno ofuscada gracias a </w:t>
+      </w:r>
+      <w:r>
+        <w:rPr>
+          <w:rStyle w:val="CdigoHTML"/>
+        </w:rPr>
+        <w:t>STANDARD_HASH</w:t>
+      </w:r>
+      <w:r>
+        <w:rPr>
+          <w:rFonts w:ascii="Calibri" w:eastAsia="Times New Roman" w:hAnsi="Calibri" w:cs="Calibri"/>
+          <w:sz w:val="22"/>
+          <w:szCs w:val="22"/>
+        </w:rPr>
+        <w:t xml:space="preserve"> interactuando con la sal del sistema.</w:t>
       </w:r>
     </w:p>
     <w:p>
@@ -291,29 +323,43 @@
           <w:sz w:val="22"/>
           <w:szCs w:val="22"/>
         </w:rPr>
-        <w:t>Auditoría de Acceso:</w:t>
-      </w:r>
-      <w:r>
-        <w:rPr>
-          <w:rFonts w:ascii="Calibri" w:eastAsia="Times New Roman" w:hAnsi="Calibri" w:cs="Calibri"/>
-          <w:sz w:val="22"/>
-          <w:szCs w:val="22"/>
-        </w:rPr>
-        <w:t xml:space="preserve"> La acción de desenmascarar datos (función "Mostrar PII") está fuertemente regulada. Cada consulta transparente desencadena un evento inalterable de auditoría dentro de la base de datos (Bitácora de Eventos), permitiendo generar en un futuro métricas de riesgo y comportamiento analítico en el uso de los datos.</w:t>
-      </w:r>
-    </w:p>
-    <w:p>
-      <w:pPr>
-        <w:pStyle w:val="Ttulo3"/>
-        <w:rPr>
-          <w:rFonts w:ascii="Calibri" w:eastAsia="Times New Roman" w:hAnsi="Calibri" w:cs="Calibri"/>
-        </w:rPr>
-      </w:pPr>
-      <w:r>
-        <w:rPr>
-          <w:rFonts w:ascii="Calibri" w:eastAsia="Times New Roman" w:hAnsi="Calibri" w:cs="Calibri"/>
-        </w:rPr>
-        <w:t>2.3 Seguridad de la Información (Hardening Hash)</w:t>
+        <w:t>Auditoría Estricta:</w:t>
+      </w:r>
+      <w:r>
+        <w:rPr>
+          <w:rFonts w:ascii="Calibri" w:eastAsia="Times New Roman" w:hAnsi="Calibri" w:cs="Calibri"/>
+          <w:sz w:val="22"/>
+          <w:szCs w:val="22"/>
+        </w:rPr>
+        <w:t xml:space="preserve"> Todo desenmascaramiento explícito ejecutado en el sistema inserta registros inmutables en la bitácora </w:t>
+      </w:r>
+      <w:r>
+        <w:rPr>
+          <w:rStyle w:val="CdigoHTML"/>
+        </w:rPr>
+        <w:t>MV_MUSEMS_IDENTITY_HASH</w:t>
+      </w:r>
+      <w:r>
+        <w:rPr>
+          <w:rFonts w:ascii="Calibri" w:eastAsia="Times New Roman" w:hAnsi="Calibri" w:cs="Calibri"/>
+          <w:sz w:val="22"/>
+          <w:szCs w:val="22"/>
+        </w:rPr>
+        <w:t>. Estos registros (Bitácora Operativa Analítica) componen a su vez el sustrato primario para que futuros modelos de IA puedan predecir patrones de fugas de datos (DLP).</w:t>
+      </w:r>
+    </w:p>
+    <w:p>
+      <w:pPr>
+        <w:pStyle w:val="Ttulo2"/>
+        <w:rPr>
+          <w:rFonts w:ascii="Calibri" w:eastAsia="Times New Roman" w:hAnsi="Calibri" w:cs="Calibri"/>
+        </w:rPr>
+      </w:pPr>
+      <w:r>
+        <w:rPr>
+          <w:rFonts w:ascii="Calibri" w:eastAsia="Times New Roman" w:hAnsi="Calibri" w:cs="Calibri"/>
+        </w:rPr>
+        <w:t>3. Backlog de Mejora Continua</w:t>
       </w:r>
     </w:p>
     <w:p>
@@ -332,7 +378,7 @@
           <w:szCs w:val="22"/>
         </w:rPr>
         <w:lastRenderedPageBreak/>
-        <w:t>Se especificaron las reglas para asegurar de forma definitiva el flujo de llaves criptográficas:</w:t>
+        <w:t>Para potenciar la calidad del dato en futuras etapas de Machine Learning, se transfiere al equipo entrante la recomendación de:</w:t>
       </w:r>
     </w:p>
     <w:p>
@@ -354,35 +400,21 @@
           <w:sz w:val="22"/>
           <w:szCs w:val="22"/>
         </w:rPr>
-        <w:t xml:space="preserve">Se instrumentó la viabilidad del uso nativo de </w:t>
+        <w:t xml:space="preserve">Integrar las reglas "Shift-Left" en el área de </w:t>
       </w:r>
       <w:r>
         <w:rPr>
           <w:rStyle w:val="CdigoHTML"/>
         </w:rPr>
-        <w:t>STANDARD_HASH</w:t>
-      </w:r>
-      <w:r>
-        <w:rPr>
-          <w:rFonts w:ascii="Calibri" w:eastAsia="Times New Roman" w:hAnsi="Calibri" w:cs="Calibri"/>
-          <w:sz w:val="22"/>
-          <w:szCs w:val="22"/>
-        </w:rPr>
-        <w:t xml:space="preserve"> de Oracle acoplado a un </w:t>
-      </w:r>
-      <w:r>
-        <w:rPr>
-          <w:rStyle w:val="CdigoHTML"/>
-        </w:rPr>
-        <w:t>MUSEMS_SALT_2026</w:t>
-      </w:r>
-      <w:r>
-        <w:rPr>
-          <w:rFonts w:ascii="Calibri" w:eastAsia="Times New Roman" w:hAnsi="Calibri" w:cs="Calibri"/>
-          <w:sz w:val="22"/>
-          <w:szCs w:val="22"/>
-        </w:rPr>
-        <w:t>, afianzando la trazabilidad segura y el anonimato necesario para preparar repositorios de datos masivos seguros (Datasets Anónimos) viables para Modelos de Aprendizaje.</w:t>
+        <w:t>Staging</w:t>
+      </w:r>
+      <w:r>
+        <w:rPr>
+          <w:rFonts w:ascii="Calibri" w:eastAsia="Times New Roman" w:hAnsi="Calibri" w:cs="Calibri"/>
+          <w:sz w:val="22"/>
+          <w:szCs w:val="22"/>
+        </w:rPr>
+        <w:t xml:space="preserve"> para denegar la inserción profunda de alumnos con claves de centro de trabajo irregulares o identificadores nulos, lo cual garantizará la pureza asintótica de la base maestra.</w:t>
       </w:r>
     </w:p>
     <w:p>
@@ -396,7 +428,25 @@
         <w:rPr>
           <w:rFonts w:ascii="Calibri" w:eastAsia="Times New Roman" w:hAnsi="Calibri" w:cs="Calibri"/>
         </w:rPr>
-        <w:t>3. Riesgos y Recomendaciones Remanentes</w:t>
+        <w:t>4. Inventario de Entregables Finales (Handover Tecnológico)</w:t>
+      </w:r>
+    </w:p>
+    <w:p>
+      <w:pPr>
+        <w:pStyle w:val="NormalWeb"/>
+        <w:rPr>
+          <w:rFonts w:ascii="Calibri" w:hAnsi="Calibri" w:cs="Calibri"/>
+          <w:sz w:val="22"/>
+          <w:szCs w:val="22"/>
+        </w:rPr>
+      </w:pPr>
+      <w:r>
+        <w:rPr>
+          <w:rFonts w:ascii="Calibri" w:hAnsi="Calibri" w:cs="Calibri"/>
+          <w:sz w:val="22"/>
+          <w:szCs w:val="22"/>
+        </w:rPr>
+        <w:t>Como certificación definitiva sobre el tratamiento, gobernanza y modelado de datos orientados a BI/IA, se entregan los siguientes artefactos:</w:t>
       </w:r>
     </w:p>
     <w:p>
@@ -414,20 +464,28 @@
       </w:pPr>
       <w:r>
         <w:rPr>
+          <w:rFonts w:ascii="Calibri" w:eastAsia="Times New Roman" w:hAnsi="Calibri" w:cs="Calibri"/>
+          <w:sz w:val="22"/>
+          <w:szCs w:val="22"/>
+        </w:rPr>
+        <w:t xml:space="preserve">Entregable CMMI (10) </w:t>
+      </w:r>
+      <w:r>
+        <w:rPr>
           <w:rStyle w:val="Fuerte"/>
           <w:rFonts w:ascii="Calibri" w:eastAsia="Times New Roman" w:hAnsi="Calibri" w:cs="Calibri"/>
           <w:sz w:val="22"/>
           <w:szCs w:val="22"/>
         </w:rPr>
-        <w:t>Calidad y Completitud:</w:t>
-      </w:r>
-      <w:r>
-        <w:rPr>
-          <w:rFonts w:ascii="Calibri" w:eastAsia="Times New Roman" w:hAnsi="Calibri" w:cs="Calibri"/>
-          <w:sz w:val="22"/>
-          <w:szCs w:val="22"/>
-        </w:rPr>
-        <w:t xml:space="preserve"> Al cierre del trimestre, permanecen en el Backlog de QA (QA-001 al QA-003) los requerimientos para robustecer las reglas de validación (Rechazar de forma temprana registros de origen que presenten CURP nula o vacía y matrículas que no contengan exactamente los 10 caracteres preestablecidos).</w:t>
+        <w:t>Diccionario de Datos</w:t>
+      </w:r>
+      <w:r>
+        <w:rPr>
+          <w:rFonts w:ascii="Calibri" w:eastAsia="Times New Roman" w:hAnsi="Calibri" w:cs="Calibri"/>
+          <w:sz w:val="22"/>
+          <w:szCs w:val="22"/>
+        </w:rPr>
+        <w:t xml:space="preserve"> oficial, con la taxonomía y diccionario de las 9 vistas analíticas entregadas.</w:t>
       </w:r>
     </w:p>
     <w:p>
@@ -449,28 +507,31 @@
           <w:sz w:val="22"/>
           <w:szCs w:val="22"/>
         </w:rPr>
-        <w:t>Estas restricciones tempranas (Shift-left en Data Quality) son obligatorias para evitar que información sucia degrade el valor analítico de los modelos proyectados.</w:t>
-      </w:r>
-    </w:p>
-    <w:p>
-      <w:pPr>
-        <w:pStyle w:val="Ttulo2"/>
-        <w:rPr>
-          <w:rFonts w:ascii="Calibri" w:eastAsia="Times New Roman" w:hAnsi="Calibri" w:cs="Calibri"/>
-        </w:rPr>
-      </w:pPr>
-      <w:r>
-        <w:rPr>
-          <w:rFonts w:ascii="Calibri" w:eastAsia="Times New Roman" w:hAnsi="Calibri" w:cs="Calibri"/>
-        </w:rPr>
-        <w:t>4. Próximos Pasos (Cierre)</w:t>
+        <w:t xml:space="preserve">Entregable CMMI (12) </w:t>
+      </w:r>
+      <w:r>
+        <w:rPr>
+          <w:rStyle w:val="Fuerte"/>
+          <w:rFonts w:ascii="Calibri" w:eastAsia="Times New Roman" w:hAnsi="Calibri" w:cs="Calibri"/>
+          <w:sz w:val="22"/>
+          <w:szCs w:val="22"/>
+        </w:rPr>
+        <w:t>Reglas de Negocio</w:t>
+      </w:r>
+      <w:r>
+        <w:rPr>
+          <w:rFonts w:ascii="Calibri" w:eastAsia="Times New Roman" w:hAnsi="Calibri" w:cs="Calibri"/>
+          <w:sz w:val="22"/>
+          <w:szCs w:val="22"/>
+        </w:rPr>
+        <w:t>, en donde constan legal y funcionalmente las normativas de enmascaramiento PII y políticas de trazabilidad.</w:t>
       </w:r>
     </w:p>
     <w:p>
       <w:pPr>
         <w:numPr>
           <w:ilvl w:val="0"/>
-          <w:numId w:val="4"/>
+          <w:numId w:val="3"/>
         </w:numPr>
         <w:spacing w:before="100" w:beforeAutospacing="1" w:after="100" w:afterAutospacing="1"/>
         <w:rPr>
@@ -485,48 +546,52 @@
           <w:sz w:val="22"/>
           <w:szCs w:val="22"/>
         </w:rPr>
-        <w:t>Acompañar al equipo de desarrollo entrante en la ejecución de las validaciones Staging (limpieza QA-001 a QA-003) propuestas en el *Handover*.</w:t>
-      </w:r>
-    </w:p>
-    <w:p>
-      <w:pPr>
-        <w:numPr>
-          <w:ilvl w:val="0"/>
-          <w:numId w:val="4"/>
-        </w:numPr>
-        <w:spacing w:before="100" w:beforeAutospacing="1" w:after="100" w:afterAutospacing="1"/>
-        <w:rPr>
-          <w:rFonts w:ascii="Calibri" w:eastAsia="Times New Roman" w:hAnsi="Calibri" w:cs="Calibri"/>
-          <w:sz w:val="22"/>
-          <w:szCs w:val="22"/>
-        </w:rPr>
-      </w:pPr>
-      <w:r>
-        <w:rPr>
-          <w:rFonts w:ascii="Calibri" w:eastAsia="Times New Roman" w:hAnsi="Calibri" w:cs="Calibri"/>
-          <w:sz w:val="22"/>
-          <w:szCs w:val="22"/>
-        </w:rPr>
-        <w:t>Fomentar la exportación continua de logs auditables hacia herramientas de Big Data para comenzar a detectar anomalías y correlaciones mediante IA sobre la bitácora operativa.</w:t>
-      </w:r>
-    </w:p>
-    <w:p>
-      <w:pPr>
-        <w:rPr>
-          <w:rFonts w:ascii="Calibri" w:eastAsia="Times New Roman" w:hAnsi="Calibri" w:cs="Calibri"/>
-          <w:sz w:val="22"/>
-          <w:szCs w:val="22"/>
-        </w:rPr>
-      </w:pPr>
-      <w:r>
-        <w:rPr>
-          <w:rFonts w:ascii="Calibri" w:eastAsia="Times New Roman" w:hAnsi="Calibri" w:cs="Calibri"/>
-          <w:sz w:val="22"/>
-          <w:szCs w:val="22"/>
-        </w:rPr>
-        <w:pict w14:anchorId="19FCFCA6">
-          <v:rect id="_x0000_i1026" style="width:0;height:1.5pt" o:hralign="center" o:hrstd="t" o:hr="t" fillcolor="#a0a0a0" stroked="f"/>
-        </w:pict>
+        <w:t xml:space="preserve">Entregable CMMI (14) </w:t>
+      </w:r>
+      <w:r>
+        <w:rPr>
+          <w:rStyle w:val="Fuerte"/>
+          <w:rFonts w:ascii="Calibri" w:eastAsia="Times New Roman" w:hAnsi="Calibri" w:cs="Calibri"/>
+          <w:sz w:val="22"/>
+          <w:szCs w:val="22"/>
+        </w:rPr>
+        <w:t>Matriz de Rastreo y Trazabilidad</w:t>
+      </w:r>
+      <w:r>
+        <w:rPr>
+          <w:rFonts w:ascii="Calibri" w:eastAsia="Times New Roman" w:hAnsi="Calibri" w:cs="Calibri"/>
+          <w:sz w:val="22"/>
+          <w:szCs w:val="22"/>
+        </w:rPr>
+        <w:t xml:space="preserve"> (Certificada bajo Caso de Uso </w:t>
+      </w:r>
+      <w:r>
+        <w:rPr>
+          <w:rStyle w:val="CdigoHTML"/>
+        </w:rPr>
+        <w:t>CU-SEC-01</w:t>
+      </w:r>
+      <w:r>
+        <w:rPr>
+          <w:rFonts w:ascii="Calibri" w:eastAsia="Times New Roman" w:hAnsi="Calibri" w:cs="Calibri"/>
+          <w:sz w:val="22"/>
+          <w:szCs w:val="22"/>
+        </w:rPr>
+        <w:t xml:space="preserve"> y Prueba </w:t>
+      </w:r>
+      <w:r>
+        <w:rPr>
+          <w:rStyle w:val="CdigoHTML"/>
+        </w:rPr>
+        <w:t>SEC-02</w:t>
+      </w:r>
+      <w:r>
+        <w:rPr>
+          <w:rFonts w:ascii="Calibri" w:eastAsia="Times New Roman" w:hAnsi="Calibri" w:cs="Calibri"/>
+          <w:sz w:val="22"/>
+          <w:szCs w:val="22"/>
+        </w:rPr>
+        <w:t xml:space="preserve"> para el control PII).</w:t>
       </w:r>
     </w:p>
     <w:p>
@@ -540,30 +605,11 @@
       </w:pPr>
       <w:r>
         <w:rPr>
-          <w:rStyle w:val="Fuerte"/>
-          <w:rFonts w:ascii="Calibri" w:hAnsi="Calibri" w:cs="Calibri"/>
-          <w:sz w:val="22"/>
-          <w:szCs w:val="22"/>
-        </w:rPr>
-        <w:t>Comentarios adicionales:</w:t>
-      </w:r>
-    </w:p>
-    <w:p>
-      <w:pPr>
-        <w:pStyle w:val="NormalWeb"/>
-        <w:rPr>
-          <w:rFonts w:ascii="Calibri" w:hAnsi="Calibri" w:cs="Calibri"/>
-          <w:sz w:val="22"/>
-          <w:szCs w:val="22"/>
-        </w:rPr>
-      </w:pPr>
-      <w:r>
-        <w:rPr>
-          <w:rFonts w:ascii="Calibri" w:hAnsi="Calibri" w:cs="Calibri"/>
-          <w:sz w:val="22"/>
-          <w:szCs w:val="22"/>
-        </w:rPr>
-        <w:t>Se cierra el trimestre con una base consolidada y estandarizada que separa adecuadamente la información operativa en crudo de los esquemas analíticos depurados y gobernados.</w:t>
+          <w:rFonts w:ascii="Calibri" w:hAnsi="Calibri" w:cs="Calibri"/>
+          <w:sz w:val="22"/>
+          <w:szCs w:val="22"/>
+        </w:rPr>
+        <w:t>El ecosistema de gobernanza de datos queda operativamente transferido y en estado de madurez técnica avanzada.</w:t>
       </w:r>
     </w:p>
     <w:sectPr>
@@ -579,9 +625,9 @@
 <file path=word/numbering.xml><?xml version="1.0" encoding="utf-8"?>
 <w:numbering xmlns:wpc="http://schemas.microsoft.com/office/word/2010/wordprocessingCanvas" xmlns:cx="http://schemas.microsoft.com/office/drawing/2014/chartex" xmlns:cx1="http://schemas.microsoft.com/office/drawing/2015/9/8/chartex" xmlns:cx2="http://schemas.microsoft.com/office/drawing/2015/10/21/chartex" xmlns:cx3="http://schemas.microsoft.com/office/drawing/2016/5/9/chartex" xmlns:cx4="http://schemas.microsoft.com/office/drawing/2016/5/10/chartex" xmlns:cx5="http://schemas.microsoft.com/office/drawing/2016/5/11/chartex" xmlns:cx6="http://schemas.microsoft.com/office/drawing/2016/5/12/chartex" xmlns:cx7="http://schemas.microsoft.com/office/drawing/2016/5/13/chartex" xmlns:cx8="http://schemas.microsoft.com/office/drawing/2016/5/14/chartex" xmlns:mc="http://schemas.openxmlformats.org/markup-compatibility/2006" xmlns:aink="http://schemas.microsoft.com/office/drawing/2016/ink" xmlns:am3d="http://schemas.microsoft.com/office/drawing/2017/model3d" xmlns:o="urn:schemas-microsoft-com:office:office" xmlns:oel="http://schemas.microsoft.com/office/2019/extlst" xmlns:r="http://schemas.openxmlformats.org/officeDocument/2006/relationships" xmlns:m="http://schemas.openxmlformats.org/officeDocument/2006/math" xmlns:v="urn:schemas-microsoft-com:vml" xmlns:wp14="http://schemas.microsoft.com/office/word/2010/wordprocessingDrawing" xmlns:wp="http://schemas.openxmlformats.org/drawingml/2006/wordprocessingDrawing" xmlns:w10="urn:schemas-microsoft-com:office:word" xmlns:w="http://schemas.openxmlformats.org/wordprocessingml/2006/main" xmlns:w14="http://schemas.microsoft.com/office/word/2010/wordml" xmlns:w15="http://schemas.microsoft.com/office/word/2012/wordml" xmlns:w16cex="http://schemas.microsoft.com/office/word/2018/wordml/cex" xmlns:w16cid="http://schemas.microsoft.com/office/word/2016/wordml/cid" xmlns:w16="http://schemas.microsoft.com/office/word/2018/wordml" xmlns:w16du="http://schemas.microsoft.com/office/word/2023/wordml/word16du" xmlns:w16sdtdh="http://schemas.microsoft.com/office/word/2020/wordml/sdtdatahash" xmlns:w16sdtfl="http://schemas.microsoft.com/office/word/2024/wordml/sdtformatlock" xmlns:w16se="http://schemas.microsoft.com/office/word/2015/wordml/symex" xmlns:wpg="http://schemas.microsoft.com/office/word/2010/wordprocessingGroup" xmlns:wpi="http://schemas.microsoft.com/office/word/2010/wordprocessingInk" xmlns:wne="http://schemas.microsoft.com/office/word/2006/wordml" xmlns:wps="http://schemas.microsoft.com/office/word/2010/wordprocessingShape" mc:Ignorable="w14 w15 w16se w16cid w16 w16cex w16sdtdh w16sdtfl w16du wp14">
   <w:abstractNum w:abstractNumId="0" w15:restartNumberingAfterBreak="0">
-    <w:nsid w:val="2F5338EA"/>
+    <w:nsid w:val="4B542353"/>
     <w:multiLevelType w:val="multilevel"/>
-    <w:tmpl w:val="4BC8CC78"/>
+    <w:tmpl w:val="45CC026A"/>
     <w:lvl w:ilvl="0">
       <w:start w:val="1"/>
       <w:numFmt w:val="bullet"/>
@@ -728,9 +774,9 @@
     </w:lvl>
   </w:abstractNum>
   <w:abstractNum w:abstractNumId="1" w15:restartNumberingAfterBreak="0">
-    <w:nsid w:val="3DFA629B"/>
+    <w:nsid w:val="59CE6A51"/>
     <w:multiLevelType w:val="multilevel"/>
-    <w:tmpl w:val="28C6ACF8"/>
+    <w:tmpl w:val="0B1A62BC"/>
     <w:lvl w:ilvl="0">
       <w:start w:val="1"/>
       <w:numFmt w:val="bullet"/>
@@ -877,9 +923,9 @@
     </w:lvl>
   </w:abstractNum>
   <w:abstractNum w:abstractNumId="2" w15:restartNumberingAfterBreak="0">
-    <w:nsid w:val="7D0D3A54"/>
+    <w:nsid w:val="730429F8"/>
     <w:multiLevelType w:val="multilevel"/>
-    <w:tmpl w:val="C9485530"/>
+    <w:tmpl w:val="99D28D08"/>
     <w:lvl w:ilvl="0">
       <w:start w:val="1"/>
       <w:numFmt w:val="bullet"/>
@@ -1025,166 +1071,14 @@
       </w:rPr>
     </w:lvl>
   </w:abstractNum>
-  <w:abstractNum w:abstractNumId="3" w15:restartNumberingAfterBreak="0">
-    <w:nsid w:val="7EEC74BD"/>
-    <w:multiLevelType w:val="multilevel"/>
-    <w:tmpl w:val="8A542FE4"/>
-    <w:lvl w:ilvl="0">
-      <w:start w:val="1"/>
-      <w:numFmt w:val="bullet"/>
-      <w:lvlText w:val=""/>
-      <w:lvlJc w:val="left"/>
-      <w:pPr>
-        <w:tabs>
-          <w:tab w:val="num" w:pos="720"/>
-        </w:tabs>
-        <w:ind w:left="720" w:hanging="360"/>
-      </w:pPr>
-      <w:rPr>
-        <w:rFonts w:ascii="Symbol" w:hAnsi="Symbol" w:hint="default"/>
-        <w:sz w:val="20"/>
-      </w:rPr>
-    </w:lvl>
-    <w:lvl w:ilvl="1" w:tentative="1">
-      <w:start w:val="1"/>
-      <w:numFmt w:val="bullet"/>
-      <w:lvlText w:val="o"/>
-      <w:lvlJc w:val="left"/>
-      <w:pPr>
-        <w:tabs>
-          <w:tab w:val="num" w:pos="1440"/>
-        </w:tabs>
-        <w:ind w:left="1440" w:hanging="360"/>
-      </w:pPr>
-      <w:rPr>
-        <w:rFonts w:ascii="Courier New" w:hAnsi="Courier New" w:hint="default"/>
-        <w:sz w:val="20"/>
-      </w:rPr>
-    </w:lvl>
-    <w:lvl w:ilvl="2" w:tentative="1">
-      <w:start w:val="1"/>
-      <w:numFmt w:val="bullet"/>
-      <w:lvlText w:val=""/>
-      <w:lvlJc w:val="left"/>
-      <w:pPr>
-        <w:tabs>
-          <w:tab w:val="num" w:pos="2160"/>
-        </w:tabs>
-        <w:ind w:left="2160" w:hanging="360"/>
-      </w:pPr>
-      <w:rPr>
-        <w:rFonts w:ascii="Wingdings" w:hAnsi="Wingdings" w:hint="default"/>
-        <w:sz w:val="20"/>
-      </w:rPr>
-    </w:lvl>
-    <w:lvl w:ilvl="3" w:tentative="1">
-      <w:start w:val="1"/>
-      <w:numFmt w:val="bullet"/>
-      <w:lvlText w:val=""/>
-      <w:lvlJc w:val="left"/>
-      <w:pPr>
-        <w:tabs>
-          <w:tab w:val="num" w:pos="2880"/>
-        </w:tabs>
-        <w:ind w:left="2880" w:hanging="360"/>
-      </w:pPr>
-      <w:rPr>
-        <w:rFonts w:ascii="Wingdings" w:hAnsi="Wingdings" w:hint="default"/>
-        <w:sz w:val="20"/>
-      </w:rPr>
-    </w:lvl>
-    <w:lvl w:ilvl="4" w:tentative="1">
-      <w:start w:val="1"/>
-      <w:numFmt w:val="bullet"/>
-      <w:lvlText w:val=""/>
-      <w:lvlJc w:val="left"/>
-      <w:pPr>
-        <w:tabs>
-          <w:tab w:val="num" w:pos="3600"/>
-        </w:tabs>
-        <w:ind w:left="3600" w:hanging="360"/>
-      </w:pPr>
-      <w:rPr>
-        <w:rFonts w:ascii="Wingdings" w:hAnsi="Wingdings" w:hint="default"/>
-        <w:sz w:val="20"/>
-      </w:rPr>
-    </w:lvl>
-    <w:lvl w:ilvl="5" w:tentative="1">
-      <w:start w:val="1"/>
-      <w:numFmt w:val="bullet"/>
-      <w:lvlText w:val=""/>
-      <w:lvlJc w:val="left"/>
-      <w:pPr>
-        <w:tabs>
-          <w:tab w:val="num" w:pos="4320"/>
-        </w:tabs>
-        <w:ind w:left="4320" w:hanging="360"/>
-      </w:pPr>
-      <w:rPr>
-        <w:rFonts w:ascii="Wingdings" w:hAnsi="Wingdings" w:hint="default"/>
-        <w:sz w:val="20"/>
-      </w:rPr>
-    </w:lvl>
-    <w:lvl w:ilvl="6" w:tentative="1">
-      <w:start w:val="1"/>
-      <w:numFmt w:val="bullet"/>
-      <w:lvlText w:val=""/>
-      <w:lvlJc w:val="left"/>
-      <w:pPr>
-        <w:tabs>
-          <w:tab w:val="num" w:pos="5040"/>
-        </w:tabs>
-        <w:ind w:left="5040" w:hanging="360"/>
-      </w:pPr>
-      <w:rPr>
-        <w:rFonts w:ascii="Wingdings" w:hAnsi="Wingdings" w:hint="default"/>
-        <w:sz w:val="20"/>
-      </w:rPr>
-    </w:lvl>
-    <w:lvl w:ilvl="7" w:tentative="1">
-      <w:start w:val="1"/>
-      <w:numFmt w:val="bullet"/>
-      <w:lvlText w:val=""/>
-      <w:lvlJc w:val="left"/>
-      <w:pPr>
-        <w:tabs>
-          <w:tab w:val="num" w:pos="5760"/>
-        </w:tabs>
-        <w:ind w:left="5760" w:hanging="360"/>
-      </w:pPr>
-      <w:rPr>
-        <w:rFonts w:ascii="Wingdings" w:hAnsi="Wingdings" w:hint="default"/>
-        <w:sz w:val="20"/>
-      </w:rPr>
-    </w:lvl>
-    <w:lvl w:ilvl="8" w:tentative="1">
-      <w:start w:val="1"/>
-      <w:numFmt w:val="bullet"/>
-      <w:lvlText w:val=""/>
-      <w:lvlJc w:val="left"/>
-      <w:pPr>
-        <w:tabs>
-          <w:tab w:val="num" w:pos="6480"/>
-        </w:tabs>
-        <w:ind w:left="6480" w:hanging="360"/>
-      </w:pPr>
-      <w:rPr>
-        <w:rFonts w:ascii="Wingdings" w:hAnsi="Wingdings" w:hint="default"/>
-        <w:sz w:val="20"/>
-      </w:rPr>
-    </w:lvl>
-  </w:abstractNum>
-  <w:num w:numId="1" w16cid:durableId="1115515925">
-    <w:abstractNumId w:val="2"/>
-  </w:num>
-  <w:num w:numId="2" w16cid:durableId="1785465073">
+  <w:num w:numId="1" w16cid:durableId="2109353281">
     <w:abstractNumId w:val="0"/>
   </w:num>
-  <w:num w:numId="3" w16cid:durableId="196741877">
+  <w:num w:numId="2" w16cid:durableId="429156782">
     <w:abstractNumId w:val="1"/>
   </w:num>
-  <w:num w:numId="4" w16cid:durableId="1509446397">
-    <w:abstractNumId w:val="3"/>
+  <w:num w:numId="3" w16cid:durableId="2065522789">
+    <w:abstractNumId w:val="2"/>
   </w:num>
 </w:numbering>
 </file>

--- a/05-Mayo-Junio/Entregables/2026-06/04-Reporte_Preparacion_Datos_IA_2026-06.docx
+++ b/05-Mayo-Junio/Entregables/2026-06/04-Reporte_Preparacion_Datos_IA_2026-06.docx
@@ -13,7 +13,7 @@
         <w:rPr>
           <w:rFonts w:ascii="Calibri" w:eastAsia="Times New Roman" w:hAnsi="Calibri" w:cs="Calibri"/>
         </w:rPr>
-        <w:t>Acta de Cierre: Preparación de Datos y Gobernanza Analítica</w:t>
+        <w:t>Acta de Cierre: Preparación de Datos, Gobernanza y Protección de Información Personal (PII)</w:t>
       </w:r>
     </w:p>
     <w:p>
@@ -32,7 +32,7 @@
           <w:sz w:val="22"/>
           <w:szCs w:val="22"/>
         </w:rPr>
-        <w:t>Mes:</w:t>
+        <w:t>Mes de Corte:</w:t>
       </w:r>
       <w:r>
         <w:rPr>
@@ -59,6 +59,33 @@
           <w:sz w:val="22"/>
           <w:szCs w:val="22"/>
         </w:rPr>
+        <w:t>Periodo Abarcado:</w:t>
+      </w:r>
+      <w:r>
+        <w:rPr>
+          <w:rFonts w:ascii="Calibri" w:hAnsi="Calibri" w:cs="Calibri"/>
+          <w:sz w:val="22"/>
+          <w:szCs w:val="22"/>
+        </w:rPr>
+        <w:t xml:space="preserve"> Abril - Mayo - Junio 2026 </w:t>
+      </w:r>
+    </w:p>
+    <w:p>
+      <w:pPr>
+        <w:pStyle w:val="NormalWeb"/>
+        <w:rPr>
+          <w:rFonts w:ascii="Calibri" w:hAnsi="Calibri" w:cs="Calibri"/>
+          <w:sz w:val="22"/>
+          <w:szCs w:val="22"/>
+        </w:rPr>
+      </w:pPr>
+      <w:r>
+        <w:rPr>
+          <w:rStyle w:val="Fuerte"/>
+          <w:rFonts w:ascii="Calibri" w:hAnsi="Calibri" w:cs="Calibri"/>
+          <w:sz w:val="22"/>
+          <w:szCs w:val="22"/>
+        </w:rPr>
         <w:t>Responsable:</w:t>
       </w:r>
       <w:r>
@@ -67,7 +94,7 @@
           <w:sz w:val="22"/>
           <w:szCs w:val="22"/>
         </w:rPr>
-        <w:t xml:space="preserve"> Victor Manuel Lelo de Larea Polanco </w:t>
+        <w:t xml:space="preserve"> Victor Manuel Lelo de Larrea Polanco </w:t>
       </w:r>
     </w:p>
     <w:p>
@@ -94,24 +121,59 @@
           <w:sz w:val="22"/>
           <w:szCs w:val="22"/>
         </w:rPr>
-        <w:t xml:space="preserve"> Coordinación de Proyectos de TI</w:t>
-      </w:r>
-    </w:p>
-    <w:p>
-      <w:pPr>
-        <w:rPr>
-          <w:rFonts w:ascii="Calibri" w:eastAsia="Times New Roman" w:hAnsi="Calibri" w:cs="Calibri"/>
-          <w:sz w:val="22"/>
-          <w:szCs w:val="22"/>
-        </w:rPr>
-      </w:pPr>
-      <w:r>
-        <w:rPr>
-          <w:rFonts w:ascii="Calibri" w:eastAsia="Times New Roman" w:hAnsi="Calibri" w:cs="Calibri"/>
-          <w:sz w:val="22"/>
-          <w:szCs w:val="22"/>
-        </w:rPr>
-        <w:pict w14:anchorId="11537B78">
+        <w:t xml:space="preserve"> Coordinació</w:t>
+      </w:r>
+      <w:r>
+        <w:rPr>
+          <w:rFonts w:ascii="Calibri" w:hAnsi="Calibri" w:cs="Calibri"/>
+          <w:sz w:val="22"/>
+          <w:szCs w:val="22"/>
+        </w:rPr>
+        <w:t xml:space="preserve">n de Proyectos de TI </w:t>
+      </w:r>
+    </w:p>
+    <w:p>
+      <w:pPr>
+        <w:pStyle w:val="NormalWeb"/>
+        <w:rPr>
+          <w:rFonts w:ascii="Calibri" w:hAnsi="Calibri" w:cs="Calibri"/>
+          <w:sz w:val="22"/>
+          <w:szCs w:val="22"/>
+        </w:rPr>
+      </w:pPr>
+      <w:r>
+        <w:rPr>
+          <w:rStyle w:val="Fuerte"/>
+          <w:rFonts w:ascii="Calibri" w:hAnsi="Calibri" w:cs="Calibri"/>
+          <w:sz w:val="22"/>
+          <w:szCs w:val="22"/>
+        </w:rPr>
+        <w:t>Clasificación:</w:t>
+      </w:r>
+      <w:r>
+        <w:rPr>
+          <w:rFonts w:ascii="Calibri" w:hAnsi="Calibri" w:cs="Calibri"/>
+          <w:sz w:val="22"/>
+          <w:szCs w:val="22"/>
+        </w:rPr>
+        <w:t xml:space="preserve"> Confidencial / Acta de Gobernanza Definitiva (Data Compliance) </w:t>
+      </w:r>
+    </w:p>
+    <w:p>
+      <w:pPr>
+        <w:rPr>
+          <w:rFonts w:ascii="Calibri" w:eastAsia="Times New Roman" w:hAnsi="Calibri" w:cs="Calibri"/>
+          <w:sz w:val="22"/>
+          <w:szCs w:val="22"/>
+        </w:rPr>
+      </w:pPr>
+      <w:r>
+        <w:rPr>
+          <w:rFonts w:ascii="Calibri" w:eastAsia="Times New Roman" w:hAnsi="Calibri" w:cs="Calibri"/>
+          <w:sz w:val="22"/>
+          <w:szCs w:val="22"/>
+        </w:rPr>
+        <w:pict w14:anchorId="592D4B1F">
           <v:rect id="_x0000_i1025" style="width:0;height:1.5pt" o:hralign="center" o:hrstd="t" o:hr="t" fillcolor="#a0a0a0" stroked="f"/>
         </w:pict>
       </w:r>
@@ -127,7 +189,7 @@
         <w:rPr>
           <w:rFonts w:ascii="Calibri" w:eastAsia="Times New Roman" w:hAnsi="Calibri" w:cs="Calibri"/>
         </w:rPr>
-        <w:t>1. Objeto del Entregable</w:t>
+        <w:t>1. Declaración Definitiva de Cierre Operativo</w:t>
       </w:r>
     </w:p>
     <w:p>
@@ -145,7 +207,61 @@
           <w:sz w:val="22"/>
           <w:szCs w:val="22"/>
         </w:rPr>
-        <w:t>Formalizar la entrega del modelo de datos analítico y la matriz de gobernanza PII (Personal Identifiable Information) para la Plataforma de Inteligencia Analítica (MUSEMS). Este reporte documenta cómo la información ha quedado curada, anonimizada y estandarizada, apta para el entrenamiento de Inteligencia Artificial (IA) y la toma de decisiones gerenciales libres de riesgo normativo.</w:t>
+        <w:t xml:space="preserve">Este documento certifica legal y operativamente el diseño, estandarización y entrega del modelo rector de </w:t>
+      </w:r>
+      <w:r>
+        <w:rPr>
+          <w:rStyle w:val="Fuerte"/>
+          <w:rFonts w:ascii="Calibri" w:hAnsi="Calibri" w:cs="Calibri"/>
+          <w:sz w:val="22"/>
+          <w:szCs w:val="22"/>
+        </w:rPr>
+        <w:t>Gobernanza de Datos y Curación para Inteligencia Analítica</w:t>
+      </w:r>
+      <w:r>
+        <w:rPr>
+          <w:rFonts w:ascii="Calibri" w:hAnsi="Calibri" w:cs="Calibri"/>
+          <w:sz w:val="22"/>
+          <w:szCs w:val="22"/>
+        </w:rPr>
+        <w:t xml:space="preserve"> de la Plataforma MUSEMS y el entorno Vida Saludable. Su meta primordial es documentar el blindaje implementado para garantizar la seguridad de la Información Personalmente Identificable (PII) conforme a la Ley General de Protección de Datos Personales en Posesión de Sujetos Obligados (LGPDPPSO).</w:t>
+      </w:r>
+    </w:p>
+    <w:p>
+      <w:pPr>
+        <w:pStyle w:val="NormalWeb"/>
+        <w:rPr>
+          <w:rFonts w:ascii="Calibri" w:hAnsi="Calibri" w:cs="Calibri"/>
+          <w:sz w:val="22"/>
+          <w:szCs w:val="22"/>
+        </w:rPr>
+      </w:pPr>
+      <w:r>
+        <w:rPr>
+          <w:rFonts w:ascii="Calibri" w:hAnsi="Calibri" w:cs="Calibri"/>
+          <w:sz w:val="22"/>
+          <w:szCs w:val="22"/>
+        </w:rPr>
+        <w:t>Los datasets entregados en la base de datos Oracle 19c y PostgreSQL han sido depurados y preparados con la finalidad no solo de renderizar tableros BI, sino de funcionar estructuralmente como insumo normativo para futuros motores de inferencia (Machine Learning / IA) institucionales sin comprometer la privacidad individual de los ciudadanos.</w:t>
+      </w:r>
+    </w:p>
+    <w:p>
+      <w:pPr>
+        <w:rPr>
+          <w:rFonts w:ascii="Calibri" w:eastAsia="Times New Roman" w:hAnsi="Calibri" w:cs="Calibri"/>
+          <w:sz w:val="22"/>
+          <w:szCs w:val="22"/>
+        </w:rPr>
+      </w:pPr>
+      <w:r>
+        <w:rPr>
+          <w:rFonts w:ascii="Calibri" w:eastAsia="Times New Roman" w:hAnsi="Calibri" w:cs="Calibri"/>
+          <w:sz w:val="22"/>
+          <w:szCs w:val="22"/>
+        </w:rPr>
+        <w:pict w14:anchorId="39A7B8A2">
+          <v:rect id="_x0000_i1026" style="width:0;height:1.5pt" o:hralign="center" o:hrstd="t" o:hr="t" fillcolor="#a0a0a0" stroked="f"/>
+        </w:pict>
       </w:r>
     </w:p>
     <w:p>
@@ -159,7 +275,7 @@
         <w:rPr>
           <w:rFonts w:ascii="Calibri" w:eastAsia="Times New Roman" w:hAnsi="Calibri" w:cs="Calibri"/>
         </w:rPr>
-        <w:t>2. Gobernanza Analítica y Vistas de Negocio</w:t>
+        <w:t>2. Paradigma de Enmascaramiento y Auditoría Forense (Resolución de Requerimientos)</w:t>
       </w:r>
     </w:p>
     <w:p>
@@ -177,7 +293,21 @@
           <w:sz w:val="22"/>
           <w:szCs w:val="22"/>
         </w:rPr>
-        <w:t>El ecosistema de datos de MUSEMS se transfiere plenamente consolidado en el gestor Oracle 19c.</w:t>
+        <w:t xml:space="preserve">La gestión tecnológica previa adolecía de fugas sistémicas, donde claves de identidad (CURP) eran expuestas masivamente en tráfico *clear-text* a consolas operativas. La entrega de hoy erradica estas brechas y transfiere un modelo certificado bajo la denominación </w:t>
+      </w:r>
+      <w:r>
+        <w:rPr>
+          <w:rStyle w:val="CdigoHTML"/>
+        </w:rPr>
+        <w:t>CU-SEC-01</w:t>
+      </w:r>
+      <w:r>
+        <w:rPr>
+          <w:rFonts w:ascii="Calibri" w:hAnsi="Calibri" w:cs="Calibri"/>
+          <w:sz w:val="22"/>
+          <w:szCs w:val="22"/>
+        </w:rPr>
+        <w:t xml:space="preserve"> de la Matriz Institucional.</w:t>
       </w:r>
     </w:p>
     <w:p>
@@ -191,71 +321,7 @@
         <w:rPr>
           <w:rFonts w:ascii="Calibri" w:eastAsia="Times New Roman" w:hAnsi="Calibri" w:cs="Calibri"/>
         </w:rPr>
-        <w:t>2.1 Estandarización de Datasets</w:t>
-      </w:r>
-    </w:p>
-    <w:p>
-      <w:pPr>
-        <w:pStyle w:val="NormalWeb"/>
-        <w:rPr>
-          <w:rFonts w:ascii="Calibri" w:hAnsi="Calibri" w:cs="Calibri"/>
-          <w:sz w:val="22"/>
-          <w:szCs w:val="22"/>
-        </w:rPr>
-      </w:pPr>
-      <w:r>
-        <w:rPr>
-          <w:rFonts w:ascii="Calibri" w:hAnsi="Calibri" w:cs="Calibri"/>
-          <w:sz w:val="22"/>
-          <w:szCs w:val="22"/>
-        </w:rPr>
-        <w:t xml:space="preserve">Se entregan las estructuras SQL maestras diseñadas expresamente para separar la carga transaccional de la lectura analítica. Destaca la inclusión final de la vista de negocio </w:t>
-      </w:r>
-      <w:r>
-        <w:rPr>
-          <w:rStyle w:val="CdigoHTML"/>
-        </w:rPr>
-        <w:t>VW_BI_MUSEMS_HISTORICO_CURP</w:t>
-      </w:r>
-      <w:r>
-        <w:rPr>
-          <w:rFonts w:ascii="Calibri" w:hAnsi="Calibri" w:cs="Calibri"/>
-          <w:sz w:val="22"/>
-          <w:szCs w:val="22"/>
-        </w:rPr>
-        <w:t>, la cual provee la historia longitudinal académica de los alumnos depurada para algoritmos de segmentación.</w:t>
-      </w:r>
-    </w:p>
-    <w:p>
-      <w:pPr>
-        <w:pStyle w:val="Ttulo3"/>
-        <w:rPr>
-          <w:rFonts w:ascii="Calibri" w:eastAsia="Times New Roman" w:hAnsi="Calibri" w:cs="Calibri"/>
-        </w:rPr>
-      </w:pPr>
-      <w:r>
-        <w:rPr>
-          <w:rFonts w:ascii="Calibri" w:eastAsia="Times New Roman" w:hAnsi="Calibri" w:cs="Calibri"/>
-        </w:rPr>
-        <w:t>2.2 Blindaje de Información Personal (Gobernanza PII)</w:t>
-      </w:r>
-    </w:p>
-    <w:p>
-      <w:pPr>
-        <w:pStyle w:val="NormalWeb"/>
-        <w:rPr>
-          <w:rFonts w:ascii="Calibri" w:hAnsi="Calibri" w:cs="Calibri"/>
-          <w:sz w:val="22"/>
-          <w:szCs w:val="22"/>
-        </w:rPr>
-      </w:pPr>
-      <w:r>
-        <w:rPr>
-          <w:rFonts w:ascii="Calibri" w:hAnsi="Calibri" w:cs="Calibri"/>
-          <w:sz w:val="22"/>
-          <w:szCs w:val="22"/>
-        </w:rPr>
-        <w:t>Se ha certificado y entregado el flujo completo de protección de datos personales alineado al Requerimiento Funcional 08 (RF-08).</w:t>
+        <w:t>2.1 Enmascaramiento Dinámico Integral (MUSEMS y Vida Saludable)</w:t>
       </w:r>
     </w:p>
     <w:p>
@@ -278,29 +344,30 @@
           <w:sz w:val="22"/>
           <w:szCs w:val="22"/>
         </w:rPr>
-        <w:t>Mascara Criptográfica Base:</w:t>
-      </w:r>
-      <w:r>
-        <w:rPr>
-          <w:rFonts w:ascii="Calibri" w:eastAsia="Times New Roman" w:hAnsi="Calibri" w:cs="Calibri"/>
-          <w:sz w:val="22"/>
-          <w:szCs w:val="22"/>
-        </w:rPr>
-        <w:t xml:space="preserve"> Las aplicaciones leen la identidad del alumno ofuscada gracias a </w:t>
+        <w:lastRenderedPageBreak/>
+        <w:t>Implementación en GraphQL (Vida Saludable):</w:t>
+      </w:r>
+      <w:r>
+        <w:rPr>
+          <w:rFonts w:ascii="Calibri" w:eastAsia="Times New Roman" w:hAnsi="Calibri" w:cs="Calibri"/>
+          <w:sz w:val="22"/>
+          <w:szCs w:val="22"/>
+        </w:rPr>
+        <w:t xml:space="preserve"> A través del *Issue 59*, se formalizó la integración de *scalars* personalizados y directivas en </w:t>
       </w:r>
       <w:r>
         <w:rPr>
           <w:rStyle w:val="CdigoHTML"/>
         </w:rPr>
-        <w:t>STANDARD_HASH</w:t>
-      </w:r>
-      <w:r>
-        <w:rPr>
-          <w:rFonts w:ascii="Calibri" w:eastAsia="Times New Roman" w:hAnsi="Calibri" w:cs="Calibri"/>
-          <w:sz w:val="22"/>
-          <w:szCs w:val="22"/>
-        </w:rPr>
-        <w:t xml:space="preserve"> interactuando con la sal del sistema.</w:t>
+        <w:t>api/schema.py</w:t>
+      </w:r>
+      <w:r>
+        <w:rPr>
+          <w:rFonts w:ascii="Calibri" w:eastAsia="Times New Roman" w:hAnsi="Calibri" w:cs="Calibri"/>
+          <w:sz w:val="22"/>
+          <w:szCs w:val="22"/>
+        </w:rPr>
+        <w:t xml:space="preserve"> de Strawberry, truncando por diseño (*Privacy by Design*) la visualización de CURPs hacia los analistas y previendo el secuestro masivo (*scraping*) de identidad.</w:t>
       </w:r>
     </w:p>
     <w:p>
@@ -323,15 +390,15 @@
           <w:sz w:val="22"/>
           <w:szCs w:val="22"/>
         </w:rPr>
-        <w:t>Auditoría Estricta:</w:t>
-      </w:r>
-      <w:r>
-        <w:rPr>
-          <w:rFonts w:ascii="Calibri" w:eastAsia="Times New Roman" w:hAnsi="Calibri" w:cs="Calibri"/>
-          <w:sz w:val="22"/>
-          <w:szCs w:val="22"/>
-        </w:rPr>
-        <w:t xml:space="preserve"> Todo desenmascaramiento explícito ejecutado en el sistema inserta registros inmutables en la bitácora </w:t>
+        <w:t>Vistas Materializadas en Oracle 19c:</w:t>
+      </w:r>
+      <w:r>
+        <w:rPr>
+          <w:rFonts w:ascii="Calibri" w:eastAsia="Times New Roman" w:hAnsi="Calibri" w:cs="Calibri"/>
+          <w:sz w:val="22"/>
+          <w:szCs w:val="22"/>
+        </w:rPr>
+        <w:t xml:space="preserve"> La interfaz principal de MUSEMS se nutre de la estructura </w:t>
       </w:r>
       <w:r>
         <w:rPr>
@@ -345,7 +412,200 @@
           <w:sz w:val="22"/>
           <w:szCs w:val="22"/>
         </w:rPr>
-        <w:t>. Estos registros (Bitácora Operativa Analítica) componen a su vez el sustrato primario para que futuros modelos de IA puedan predecir patrones de fugas de datos (DLP).</w:t>
+        <w:t xml:space="preserve">. Este contenedor aplica criptografía transparente haciendo uso de la macro </w:t>
+      </w:r>
+      <w:r>
+        <w:rPr>
+          <w:rStyle w:val="CdigoHTML"/>
+        </w:rPr>
+        <w:t>STANDARD_HASH</w:t>
+      </w:r>
+      <w:r>
+        <w:rPr>
+          <w:rFonts w:ascii="Calibri" w:eastAsia="Times New Roman" w:hAnsi="Calibri" w:cs="Calibri"/>
+          <w:sz w:val="22"/>
+          <w:szCs w:val="22"/>
+        </w:rPr>
+        <w:t xml:space="preserve"> y el factor de *Salt* institucional (</w:t>
+      </w:r>
+      <w:r>
+        <w:rPr>
+          <w:rStyle w:val="CdigoHTML"/>
+        </w:rPr>
+        <w:t>MUSEMS_SALT_2026</w:t>
+      </w:r>
+      <w:r>
+        <w:rPr>
+          <w:rFonts w:ascii="Calibri" w:eastAsia="Times New Roman" w:hAnsi="Calibri" w:cs="Calibri"/>
+          <w:sz w:val="22"/>
+          <w:szCs w:val="22"/>
+        </w:rPr>
+        <w:t xml:space="preserve">). Se han inhabilitado todas las sentencias </w:t>
+      </w:r>
+      <w:r>
+        <w:rPr>
+          <w:rStyle w:val="CdigoHTML"/>
+        </w:rPr>
+        <w:t>SELECT *</w:t>
+      </w:r>
+      <w:r>
+        <w:rPr>
+          <w:rFonts w:ascii="Calibri" w:eastAsia="Times New Roman" w:hAnsi="Calibri" w:cs="Calibri"/>
+          <w:sz w:val="22"/>
+          <w:szCs w:val="22"/>
+        </w:rPr>
+        <w:t xml:space="preserve"> sobre tablas puras que alberguen datos biométricos, curriculares o de salud.</w:t>
+      </w:r>
+    </w:p>
+    <w:p>
+      <w:pPr>
+        <w:pStyle w:val="Ttulo3"/>
+        <w:rPr>
+          <w:rFonts w:ascii="Calibri" w:eastAsia="Times New Roman" w:hAnsi="Calibri" w:cs="Calibri"/>
+        </w:rPr>
+      </w:pPr>
+      <w:r>
+        <w:rPr>
+          <w:rFonts w:ascii="Calibri" w:eastAsia="Times New Roman" w:hAnsi="Calibri" w:cs="Calibri"/>
+        </w:rPr>
+        <w:t>2.2 Trazabilidad de Acciones Sensibles (Auditoría de Inmutabilidad)</w:t>
+      </w:r>
+    </w:p>
+    <w:p>
+      <w:pPr>
+        <w:pStyle w:val="NormalWeb"/>
+        <w:rPr>
+          <w:rFonts w:ascii="Calibri" w:hAnsi="Calibri" w:cs="Calibri"/>
+          <w:sz w:val="22"/>
+          <w:szCs w:val="22"/>
+        </w:rPr>
+      </w:pPr>
+      <w:r>
+        <w:rPr>
+          <w:rFonts w:ascii="Calibri" w:hAnsi="Calibri" w:cs="Calibri"/>
+          <w:sz w:val="22"/>
+          <w:szCs w:val="22"/>
+        </w:rPr>
+        <w:t>Para aquellas tareas que exigen forzosamente acceder a la identidad en claro (e.g. impresión de citatorios), la interfaz React ofrece el disparador de la acción (botón "Mostrar PII").</w:t>
+      </w:r>
+    </w:p>
+    <w:p>
+      <w:pPr>
+        <w:rPr>
+          <w:rFonts w:ascii="Calibri" w:eastAsia="Times New Roman" w:hAnsi="Calibri" w:cs="Calibri"/>
+          <w:sz w:val="22"/>
+          <w:szCs w:val="22"/>
+        </w:rPr>
+      </w:pPr>
+      <w:r>
+        <w:rPr>
+          <w:rFonts w:ascii="Calibri" w:eastAsia="Times New Roman" w:hAnsi="Calibri" w:cs="Calibri"/>
+          <w:noProof/>
+          <w:sz w:val="22"/>
+          <w:szCs w:val="22"/>
+        </w:rPr>
+        <w:drawing>
+          <wp:inline distT="0" distB="0" distL="0" distR="0" wp14:anchorId="7262E68E" wp14:editId="5733CF45">
+            <wp:extent cx="13677900" cy="3870960"/>
+            <wp:effectExtent l="0" t="0" r="0" b="0"/>
+            <wp:docPr id="3" name="Imagen 3"/>
+            <wp:cNvGraphicFramePr>
+              <a:graphicFrameLocks xmlns:a="http://schemas.openxmlformats.org/drawingml/2006/main" noChangeAspect="1"/>
+            </wp:cNvGraphicFramePr>
+            <a:graphic xmlns:a="http://schemas.openxmlformats.org/drawingml/2006/main">
+              <a:graphicData uri="http://schemas.openxmlformats.org/drawingml/2006/picture">
+                <pic:pic xmlns:pic="http://schemas.openxmlformats.org/drawingml/2006/picture">
+                  <pic:nvPicPr>
+                    <pic:cNvPr id="0" name="Picture 3"/>
+                    <pic:cNvPicPr>
+                      <a:picLocks noChangeAspect="1" noChangeArrowheads="1"/>
+                    </pic:cNvPicPr>
+                  </pic:nvPicPr>
+                  <pic:blipFill>
+                    <a:blip r:embed="rId5">
+                      <a:extLst>
+                        <a:ext uri="{28A0092B-C50C-407E-A947-70E740481C1C}">
+                          <a14:useLocalDpi xmlns:a14="http://schemas.microsoft.com/office/drawing/2010/main" val="0"/>
+                        </a:ext>
+                      </a:extLst>
+                    </a:blip>
+                    <a:srcRect/>
+                    <a:stretch>
+                      <a:fillRect/>
+                    </a:stretch>
+                  </pic:blipFill>
+                  <pic:spPr bwMode="auto">
+                    <a:xfrm>
+                      <a:off x="0" y="0"/>
+                      <a:ext cx="13677900" cy="3870960"/>
+                    </a:xfrm>
+                    <a:prstGeom prst="rect">
+                      <a:avLst/>
+                    </a:prstGeom>
+                    <a:noFill/>
+                    <a:ln>
+                      <a:noFill/>
+                    </a:ln>
+                  </pic:spPr>
+                </pic:pic>
+              </a:graphicData>
+            </a:graphic>
+          </wp:inline>
+        </w:drawing>
+      </w:r>
+    </w:p>
+    <w:p>
+      <w:pPr>
+        <w:pStyle w:val="NormalWeb"/>
+        <w:rPr>
+          <w:rFonts w:ascii="Calibri" w:hAnsi="Calibri" w:cs="Calibri"/>
+          <w:sz w:val="22"/>
+          <w:szCs w:val="22"/>
+        </w:rPr>
+      </w:pPr>
+      <w:r>
+        <w:rPr>
+          <w:rFonts w:ascii="Calibri" w:hAnsi="Calibri" w:cs="Calibri"/>
+          <w:sz w:val="22"/>
+          <w:szCs w:val="22"/>
+        </w:rPr>
+        <w:t xml:space="preserve">Esta mecánica es el pináculo de la gobernanza, pues dota al equipo de una </w:t>
+      </w:r>
+      <w:r>
+        <w:rPr>
+          <w:rStyle w:val="Fuerte"/>
+          <w:rFonts w:ascii="Calibri" w:hAnsi="Calibri" w:cs="Calibri"/>
+          <w:sz w:val="22"/>
+          <w:szCs w:val="22"/>
+        </w:rPr>
+        <w:t>Bitácora Operativa Analítica</w:t>
+      </w:r>
+      <w:r>
+        <w:rPr>
+          <w:rFonts w:ascii="Calibri" w:hAnsi="Calibri" w:cs="Calibri"/>
+          <w:sz w:val="22"/>
+          <w:szCs w:val="22"/>
+        </w:rPr>
+        <w:t>. Estos *logs* inmutables servirán como variables de entrenamiento en el futuro mediato para que la Inteligencia Artificial (DLP Models) detecte comportamientos malintencionados en el accionar del personal administrativo.</w:t>
+      </w:r>
+    </w:p>
+    <w:p>
+      <w:pPr>
+        <w:rPr>
+          <w:rFonts w:ascii="Calibri" w:eastAsia="Times New Roman" w:hAnsi="Calibri" w:cs="Calibri"/>
+          <w:sz w:val="22"/>
+          <w:szCs w:val="22"/>
+        </w:rPr>
+      </w:pPr>
+      <w:r>
+        <w:rPr>
+          <w:rFonts w:ascii="Calibri" w:eastAsia="Times New Roman" w:hAnsi="Calibri" w:cs="Calibri"/>
+          <w:sz w:val="22"/>
+          <w:szCs w:val="22"/>
+        </w:rPr>
+        <w:pict w14:anchorId="79A3634E">
+          <v:rect id="_x0000_i1028" style="width:0;height:1.5pt" o:hralign="center" o:hrstd="t" o:hr="t" fillcolor="#a0a0a0" stroked="f"/>
+        </w:pict>
       </w:r>
     </w:p>
     <w:p>
@@ -359,7 +619,7 @@
         <w:rPr>
           <w:rFonts w:ascii="Calibri" w:eastAsia="Times New Roman" w:hAnsi="Calibri" w:cs="Calibri"/>
         </w:rPr>
-        <w:t>3. Backlog de Mejora Continua</w:t>
+        <w:t>3. Modelo de Curación Avanzada y Data Quality (Shift-Left)</w:t>
       </w:r>
     </w:p>
     <w:p>
@@ -378,7 +638,39 @@
           <w:szCs w:val="22"/>
         </w:rPr>
         <w:lastRenderedPageBreak/>
-        <w:t>Para potenciar la calidad del dato en futuras etapas de Machine Learning, se transfiere al equipo entrante la recomendación de:</w:t>
+        <w:t>Para que un modelo predictivo rinda frutos, la basura entrante debe ser aniquilada antes de consolidarse en capas profundas.</w:t>
+      </w:r>
+    </w:p>
+    <w:p>
+      <w:pPr>
+        <w:pStyle w:val="Ttulo3"/>
+        <w:rPr>
+          <w:rFonts w:ascii="Calibri" w:eastAsia="Times New Roman" w:hAnsi="Calibri" w:cs="Calibri"/>
+        </w:rPr>
+      </w:pPr>
+      <w:r>
+        <w:rPr>
+          <w:rFonts w:ascii="Calibri" w:eastAsia="Times New Roman" w:hAnsi="Calibri" w:cs="Calibri"/>
+        </w:rPr>
+        <w:t>3.1 Estructuras Históricas y Limpieza Estandarizada</w:t>
+      </w:r>
+    </w:p>
+    <w:p>
+      <w:pPr>
+        <w:pStyle w:val="NormalWeb"/>
+        <w:rPr>
+          <w:rFonts w:ascii="Calibri" w:hAnsi="Calibri" w:cs="Calibri"/>
+          <w:sz w:val="22"/>
+          <w:szCs w:val="22"/>
+        </w:rPr>
+      </w:pPr>
+      <w:r>
+        <w:rPr>
+          <w:rFonts w:ascii="Calibri" w:hAnsi="Calibri" w:cs="Calibri"/>
+          <w:sz w:val="22"/>
+          <w:szCs w:val="22"/>
+        </w:rPr>
+        <w:t>Se transfieren a la dependencia arquitecturas lógicas de validación temprana en el proceso de ingesta:</w:t>
       </w:r>
     </w:p>
     <w:p>
@@ -396,25 +688,137 @@
       </w:pPr>
       <w:r>
         <w:rPr>
-          <w:rFonts w:ascii="Calibri" w:eastAsia="Times New Roman" w:hAnsi="Calibri" w:cs="Calibri"/>
-          <w:sz w:val="22"/>
-          <w:szCs w:val="22"/>
-        </w:rPr>
-        <w:t xml:space="preserve">Integrar las reglas "Shift-Left" en el área de </w:t>
+          <w:rStyle w:val="Fuerte"/>
+          <w:rFonts w:ascii="Calibri" w:eastAsia="Times New Roman" w:hAnsi="Calibri" w:cs="Calibri"/>
+          <w:sz w:val="22"/>
+          <w:szCs w:val="22"/>
+        </w:rPr>
+        <w:t>Vista Analítica Central (</w:t>
       </w:r>
       <w:r>
         <w:rPr>
           <w:rStyle w:val="CdigoHTML"/>
-        </w:rPr>
-        <w:t>Staging</w:t>
-      </w:r>
-      <w:r>
-        <w:rPr>
-          <w:rFonts w:ascii="Calibri" w:eastAsia="Times New Roman" w:hAnsi="Calibri" w:cs="Calibri"/>
-          <w:sz w:val="22"/>
-          <w:szCs w:val="22"/>
-        </w:rPr>
-        <w:t xml:space="preserve"> para denegar la inserción profunda de alumnos con claves de centro de trabajo irregulares o identificadores nulos, lo cual garantizará la pureza asintótica de la base maestra.</w:t>
+          <w:b/>
+          <w:bCs/>
+        </w:rPr>
+        <w:t>VW_BI_MUSEMS_HISTORICO_CURP</w:t>
+      </w:r>
+      <w:r>
+        <w:rPr>
+          <w:rStyle w:val="Fuerte"/>
+          <w:rFonts w:ascii="Calibri" w:eastAsia="Times New Roman" w:hAnsi="Calibri" w:cs="Calibri"/>
+          <w:sz w:val="22"/>
+          <w:szCs w:val="22"/>
+        </w:rPr>
+        <w:t>):</w:t>
+      </w:r>
+      <w:r>
+        <w:rPr>
+          <w:rFonts w:ascii="Calibri" w:eastAsia="Times New Roman" w:hAnsi="Calibri" w:cs="Calibri"/>
+          <w:sz w:val="22"/>
+          <w:szCs w:val="22"/>
+        </w:rPr>
+        <w:t xml:space="preserve"> Se entrega certificada la novena vista estructural. Este *dataset* funge como el historial cronológico vital de trayectorias. Para que los registros califiquen en esta vista, se les exige superar pruebas lógicas rígidas (Ej. rechazo absoluto de registros donde </w:t>
+      </w:r>
+      <w:r>
+        <w:rPr>
+          <w:rStyle w:val="CdigoHTML"/>
+        </w:rPr>
+        <w:t>CURP IS NULL</w:t>
+      </w:r>
+      <w:r>
+        <w:rPr>
+          <w:rFonts w:ascii="Calibri" w:eastAsia="Times New Roman" w:hAnsi="Calibri" w:cs="Calibri"/>
+          <w:sz w:val="22"/>
+          <w:szCs w:val="22"/>
+        </w:rPr>
+        <w:t xml:space="preserve"> o el Centro de Trabajo </w:t>
+      </w:r>
+      <w:r>
+        <w:rPr>
+          <w:rStyle w:val="CdigoHTML"/>
+        </w:rPr>
+        <w:t>CCT</w:t>
+      </w:r>
+      <w:r>
+        <w:rPr>
+          <w:rFonts w:ascii="Calibri" w:eastAsia="Times New Roman" w:hAnsi="Calibri" w:cs="Calibri"/>
+          <w:sz w:val="22"/>
+          <w:szCs w:val="22"/>
+        </w:rPr>
+        <w:t xml:space="preserve"> no contenga la longitud de 10 caracteres obligatorios según catálogo oficial de la SEP).</w:t>
+      </w:r>
+    </w:p>
+    <w:p>
+      <w:pPr>
+        <w:numPr>
+          <w:ilvl w:val="0"/>
+          <w:numId w:val="2"/>
+        </w:numPr>
+        <w:spacing w:before="100" w:beforeAutospacing="1" w:after="100" w:afterAutospacing="1"/>
+        <w:rPr>
+          <w:rFonts w:ascii="Calibri" w:eastAsia="Times New Roman" w:hAnsi="Calibri" w:cs="Calibri"/>
+          <w:sz w:val="22"/>
+          <w:szCs w:val="22"/>
+        </w:rPr>
+      </w:pPr>
+      <w:r>
+        <w:rPr>
+          <w:rStyle w:val="Fuerte"/>
+          <w:rFonts w:ascii="Calibri" w:eastAsia="Times New Roman" w:hAnsi="Calibri" w:cs="Calibri"/>
+          <w:sz w:val="22"/>
+          <w:szCs w:val="22"/>
+        </w:rPr>
+        <w:t>Tratamiento Purgado (Vida Saludable):</w:t>
+      </w:r>
+      <w:r>
+        <w:rPr>
+          <w:rFonts w:ascii="Calibri" w:eastAsia="Times New Roman" w:hAnsi="Calibri" w:cs="Calibri"/>
+          <w:sz w:val="22"/>
+          <w:szCs w:val="22"/>
+        </w:rPr>
+        <w:t xml:space="preserve"> Se entregaron los *Layouts* funcionales (Ej. </w:t>
+      </w:r>
+      <w:r>
+        <w:rPr>
+          <w:rStyle w:val="CdigoHTML"/>
+        </w:rPr>
+        <w:t>MENORES_SIN_PADECIMIENTO.csv</w:t>
+      </w:r>
+      <w:r>
+        <w:rPr>
+          <w:rFonts w:ascii="Calibri" w:eastAsia="Times New Roman" w:hAnsi="Calibri" w:cs="Calibri"/>
+          <w:sz w:val="22"/>
+          <w:szCs w:val="22"/>
+        </w:rPr>
+        <w:t>) parametrizados; el mes pasado, esto permitió desechar limpiamente có</w:t>
+      </w:r>
+      <w:r>
+        <w:rPr>
+          <w:rFonts w:ascii="Calibri" w:eastAsia="Times New Roman" w:hAnsi="Calibri" w:cs="Calibri"/>
+          <w:sz w:val="22"/>
+          <w:szCs w:val="22"/>
+        </w:rPr>
+        <w:t>digos de extranjeros erróneos (NE) sin contaminar la matriz transaccional. Se aconseja al área operativa mantener estas limitantes.</w:t>
+      </w:r>
+    </w:p>
+    <w:p>
+      <w:pPr>
+        <w:rPr>
+          <w:rFonts w:ascii="Calibri" w:eastAsia="Times New Roman" w:hAnsi="Calibri" w:cs="Calibri"/>
+          <w:sz w:val="22"/>
+          <w:szCs w:val="22"/>
+        </w:rPr>
+      </w:pPr>
+      <w:r>
+        <w:rPr>
+          <w:rFonts w:ascii="Calibri" w:eastAsia="Times New Roman" w:hAnsi="Calibri" w:cs="Calibri"/>
+          <w:sz w:val="22"/>
+          <w:szCs w:val="22"/>
+        </w:rPr>
+        <w:pict w14:anchorId="0C258DFE">
+          <v:rect id="_x0000_i1029" style="width:0;height:1.5pt" o:hralign="center" o:hrstd="t" o:hr="t" fillcolor="#a0a0a0" stroked="f"/>
+        </w:pict>
       </w:r>
     </w:p>
     <w:p>
@@ -446,7 +850,7 @@
           <w:sz w:val="22"/>
           <w:szCs w:val="22"/>
         </w:rPr>
-        <w:t>Como certificación definitiva sobre el tratamiento, gobernanza y modelado de datos orientados a BI/IA, se entregan los siguientes artefactos:</w:t>
+        <w:t>Como cierre que rubrica formal y jurídicamente la salvaguarda y preparación de datos maestros, se transfieren a resguardo total de la SEP los siguientes compendios normativos:</w:t>
       </w:r>
     </w:p>
     <w:p>
@@ -464,28 +868,20 @@
       </w:pPr>
       <w:r>
         <w:rPr>
-          <w:rFonts w:ascii="Calibri" w:eastAsia="Times New Roman" w:hAnsi="Calibri" w:cs="Calibri"/>
-          <w:sz w:val="22"/>
-          <w:szCs w:val="22"/>
-        </w:rPr>
-        <w:t xml:space="preserve">Entregable CMMI (10) </w:t>
-      </w:r>
-      <w:r>
-        <w:rPr>
           <w:rStyle w:val="Fuerte"/>
           <w:rFonts w:ascii="Calibri" w:eastAsia="Times New Roman" w:hAnsi="Calibri" w:cs="Calibri"/>
           <w:sz w:val="22"/>
           <w:szCs w:val="22"/>
         </w:rPr>
-        <w:t>Diccionario de Datos</w:t>
-      </w:r>
-      <w:r>
-        <w:rPr>
-          <w:rFonts w:ascii="Calibri" w:eastAsia="Times New Roman" w:hAnsi="Calibri" w:cs="Calibri"/>
-          <w:sz w:val="22"/>
-          <w:szCs w:val="22"/>
-        </w:rPr>
-        <w:t xml:space="preserve"> oficial, con la taxonomía y diccionario de las 9 vistas analíticas entregadas.</w:t>
+        <w:t>Entregable Nivel 3 CMMI (10) Diccionario de Datos:</w:t>
+      </w:r>
+      <w:r>
+        <w:rPr>
+          <w:rFonts w:ascii="Calibri" w:eastAsia="Times New Roman" w:hAnsi="Calibri" w:cs="Calibri"/>
+          <w:sz w:val="22"/>
+          <w:szCs w:val="22"/>
+        </w:rPr>
+        <w:t xml:space="preserve"> Actualizado masivamente, contiene la inserción, metadata y restricciones de tipo de dato de todas las tablas y vistas, incluyendo la novena capa biográfica y de identidad.</w:t>
       </w:r>
     </w:p>
     <w:p>
@@ -503,28 +899,20 @@
       </w:pPr>
       <w:r>
         <w:rPr>
-          <w:rFonts w:ascii="Calibri" w:eastAsia="Times New Roman" w:hAnsi="Calibri" w:cs="Calibri"/>
-          <w:sz w:val="22"/>
-          <w:szCs w:val="22"/>
-        </w:rPr>
-        <w:t xml:space="preserve">Entregable CMMI (12) </w:t>
-      </w:r>
-      <w:r>
-        <w:rPr>
           <w:rStyle w:val="Fuerte"/>
           <w:rFonts w:ascii="Calibri" w:eastAsia="Times New Roman" w:hAnsi="Calibri" w:cs="Calibri"/>
           <w:sz w:val="22"/>
           <w:szCs w:val="22"/>
         </w:rPr>
-        <w:t>Reglas de Negocio</w:t>
-      </w:r>
-      <w:r>
-        <w:rPr>
-          <w:rFonts w:ascii="Calibri" w:eastAsia="Times New Roman" w:hAnsi="Calibri" w:cs="Calibri"/>
-          <w:sz w:val="22"/>
-          <w:szCs w:val="22"/>
-        </w:rPr>
-        <w:t>, en donde constan legal y funcionalmente las normativas de enmascaramiento PII y políticas de trazabilidad.</w:t>
+        <w:t>Entregable Nivel 3 CMMI (12) Reglas de Negocio:</w:t>
+      </w:r>
+      <w:r>
+        <w:rPr>
+          <w:rFonts w:ascii="Calibri" w:eastAsia="Times New Roman" w:hAnsi="Calibri" w:cs="Calibri"/>
+          <w:sz w:val="22"/>
+          <w:szCs w:val="22"/>
+        </w:rPr>
+        <w:t xml:space="preserve"> Se transfieren documentadas en su totalidad las regulaciones formales que describen el tratamiento legal de los archivos de importación, dictámenes médicos (IMSS) y retención temporal, asegurando alineación LGPDPPSO.</w:t>
       </w:r>
     </w:p>
     <w:p>
@@ -542,47 +930,25 @@
       </w:pPr>
       <w:r>
         <w:rPr>
-          <w:rFonts w:ascii="Calibri" w:eastAsia="Times New Roman" w:hAnsi="Calibri" w:cs="Calibri"/>
-          <w:sz w:val="22"/>
-          <w:szCs w:val="22"/>
-        </w:rPr>
-        <w:t xml:space="preserve">Entregable CMMI (14) </w:t>
-      </w:r>
-      <w:r>
-        <w:rPr>
           <w:rStyle w:val="Fuerte"/>
           <w:rFonts w:ascii="Calibri" w:eastAsia="Times New Roman" w:hAnsi="Calibri" w:cs="Calibri"/>
           <w:sz w:val="22"/>
           <w:szCs w:val="22"/>
         </w:rPr>
-        <w:t>Matriz de Rastreo y Trazabilidad</w:t>
-      </w:r>
-      <w:r>
-        <w:rPr>
-          <w:rFonts w:ascii="Calibri" w:eastAsia="Times New Roman" w:hAnsi="Calibri" w:cs="Calibri"/>
-          <w:sz w:val="22"/>
-          <w:szCs w:val="22"/>
-        </w:rPr>
-        <w:t xml:space="preserve"> (Certificada bajo Caso de Uso </w:t>
+        <w:t>Matriz de Trazabilidad 4.1:</w:t>
+      </w:r>
+      <w:r>
+        <w:rPr>
+          <w:rFonts w:ascii="Calibri" w:eastAsia="Times New Roman" w:hAnsi="Calibri" w:cs="Calibri"/>
+          <w:sz w:val="22"/>
+          <w:szCs w:val="22"/>
+        </w:rPr>
+        <w:t xml:space="preserve"> Documento que valida mediante una tabla HTML de alto impacto que la restricción de visibilidad y encriptación (Requisito RF-08) se cumplió de principio a fin hasta su comprobación E2E (QA </w:t>
       </w:r>
       <w:r>
         <w:rPr>
           <w:rStyle w:val="CdigoHTML"/>
         </w:rPr>
-        <w:t>CU-SEC-01</w:t>
-      </w:r>
-      <w:r>
-        <w:rPr>
-          <w:rFonts w:ascii="Calibri" w:eastAsia="Times New Roman" w:hAnsi="Calibri" w:cs="Calibri"/>
-          <w:sz w:val="22"/>
-          <w:szCs w:val="22"/>
-        </w:rPr>
-        <w:t xml:space="preserve"> y Prueba </w:t>
-      </w:r>
-      <w:r>
-        <w:rPr>
-          <w:rStyle w:val="CdigoHTML"/>
-        </w:rPr>
         <w:t>SEC-02</w:t>
       </w:r>
       <w:r>
@@ -591,7 +957,7 @@
           <w:sz w:val="22"/>
           <w:szCs w:val="22"/>
         </w:rPr>
-        <w:t xml:space="preserve"> para el control PII).</w:t>
+        <w:t>).</w:t>
       </w:r>
     </w:p>
     <w:p>
@@ -609,7 +975,7 @@
           <w:sz w:val="22"/>
           <w:szCs w:val="22"/>
         </w:rPr>
-        <w:t>El ecosistema de gobernanza de datos queda operativamente transferido y en estado de madurez técnica avanzada.</w:t>
+        <w:t>Con la entrega de estos estatutos, el modelado, privacidad y limpieza de datos institucionales se reporta como plenamente auditado, transferido y exitosamente concluido.</w:t>
       </w:r>
     </w:p>
     <w:sectPr>
@@ -625,9 +991,9 @@
 <file path=word/numbering.xml><?xml version="1.0" encoding="utf-8"?>
 <w:numbering xmlns:wpc="http://schemas.microsoft.com/office/word/2010/wordprocessingCanvas" xmlns:cx="http://schemas.microsoft.com/office/drawing/2014/chartex" xmlns:cx1="http://schemas.microsoft.com/office/drawing/2015/9/8/chartex" xmlns:cx2="http://schemas.microsoft.com/office/drawing/2015/10/21/chartex" xmlns:cx3="http://schemas.microsoft.com/office/drawing/2016/5/9/chartex" xmlns:cx4="http://schemas.microsoft.com/office/drawing/2016/5/10/chartex" xmlns:cx5="http://schemas.microsoft.com/office/drawing/2016/5/11/chartex" xmlns:cx6="http://schemas.microsoft.com/office/drawing/2016/5/12/chartex" xmlns:cx7="http://schemas.microsoft.com/office/drawing/2016/5/13/chartex" xmlns:cx8="http://schemas.microsoft.com/office/drawing/2016/5/14/chartex" xmlns:mc="http://schemas.openxmlformats.org/markup-compatibility/2006" xmlns:aink="http://schemas.microsoft.com/office/drawing/2016/ink" xmlns:am3d="http://schemas.microsoft.com/office/drawing/2017/model3d" xmlns:o="urn:schemas-microsoft-com:office:office" xmlns:oel="http://schemas.microsoft.com/office/2019/extlst" xmlns:r="http://schemas.openxmlformats.org/officeDocument/2006/relationships" xmlns:m="http://schemas.openxmlformats.org/officeDocument/2006/math" xmlns:v="urn:schemas-microsoft-com:vml" xmlns:wp14="http://schemas.microsoft.com/office/word/2010/wordprocessingDrawing" xmlns:wp="http://schemas.openxmlformats.org/drawingml/2006/wordprocessingDrawing" xmlns:w10="urn:schemas-microsoft-com:office:word" xmlns:w="http://schemas.openxmlformats.org/wordprocessingml/2006/main" xmlns:w14="http://schemas.microsoft.com/office/word/2010/wordml" xmlns:w15="http://schemas.microsoft.com/office/word/2012/wordml" xmlns:w16cex="http://schemas.microsoft.com/office/word/2018/wordml/cex" xmlns:w16cid="http://schemas.microsoft.com/office/word/2016/wordml/cid" xmlns:w16="http://schemas.microsoft.com/office/word/2018/wordml" xmlns:w16du="http://schemas.microsoft.com/office/word/2023/wordml/word16du" xmlns:w16sdtdh="http://schemas.microsoft.com/office/word/2020/wordml/sdtdatahash" xmlns:w16sdtfl="http://schemas.microsoft.com/office/word/2024/wordml/sdtformatlock" xmlns:w16se="http://schemas.microsoft.com/office/word/2015/wordml/symex" xmlns:wpg="http://schemas.microsoft.com/office/word/2010/wordprocessingGroup" xmlns:wpi="http://schemas.microsoft.com/office/word/2010/wordprocessingInk" xmlns:wne="http://schemas.microsoft.com/office/word/2006/wordml" xmlns:wps="http://schemas.microsoft.com/office/word/2010/wordprocessingShape" mc:Ignorable="w14 w15 w16se w16cid w16 w16cex w16sdtdh w16sdtfl w16du wp14">
   <w:abstractNum w:abstractNumId="0" w15:restartNumberingAfterBreak="0">
-    <w:nsid w:val="4B542353"/>
+    <w:nsid w:val="02DB35D1"/>
     <w:multiLevelType w:val="multilevel"/>
-    <w:tmpl w:val="45CC026A"/>
+    <w:tmpl w:val="24D09604"/>
     <w:lvl w:ilvl="0">
       <w:start w:val="1"/>
       <w:numFmt w:val="bullet"/>
@@ -774,9 +1140,9 @@
     </w:lvl>
   </w:abstractNum>
   <w:abstractNum w:abstractNumId="1" w15:restartNumberingAfterBreak="0">
-    <w:nsid w:val="59CE6A51"/>
+    <w:nsid w:val="56DF03EB"/>
     <w:multiLevelType w:val="multilevel"/>
-    <w:tmpl w:val="0B1A62BC"/>
+    <w:tmpl w:val="0B005BC6"/>
     <w:lvl w:ilvl="0">
       <w:start w:val="1"/>
       <w:numFmt w:val="bullet"/>
@@ -923,9 +1289,9 @@
     </w:lvl>
   </w:abstractNum>
   <w:abstractNum w:abstractNumId="2" w15:restartNumberingAfterBreak="0">
-    <w:nsid w:val="730429F8"/>
+    <w:nsid w:val="5C2C43F1"/>
     <w:multiLevelType w:val="multilevel"/>
-    <w:tmpl w:val="99D28D08"/>
+    <w:tmpl w:val="61A80308"/>
     <w:lvl w:ilvl="0">
       <w:start w:val="1"/>
       <w:numFmt w:val="bullet"/>
@@ -1071,14 +1437,14 @@
       </w:rPr>
     </w:lvl>
   </w:abstractNum>
-  <w:num w:numId="1" w16cid:durableId="2109353281">
+  <w:num w:numId="1" w16cid:durableId="1046415098">
     <w:abstractNumId w:val="0"/>
   </w:num>
-  <w:num w:numId="2" w16cid:durableId="429156782">
+  <w:num w:numId="2" w16cid:durableId="1441802247">
+    <w:abstractNumId w:val="2"/>
+  </w:num>
+  <w:num w:numId="3" w16cid:durableId="462314546">
     <w:abstractNumId w:val="1"/>
-  </w:num>
-  <w:num w:numId="3" w16cid:durableId="2065522789">
-    <w:abstractNumId w:val="2"/>
   </w:num>
 </w:numbering>
 </file>
